--- a/svoyo-delo/대본/5부/07화_Novosibirsk.docx
+++ b/svoyo-delo/대본/5부/07화_Novosibirsk.docx
@@ -513,7 +513,7 @@
         <w:t xml:space="preserve"> </w:t>
       </w:r>
       <w:r>
-        <w:t xml:space="preserve">- 규칙: 지문 없음. 전 화 100% 「화자명: 대사」. 1턴 18단어 이내 + 긴 턴 10~15회(30~55단어). 문법 초점(B2+): 출장 어휘(командировка, суточные, авансовый отчёт), 비교(не… а…: не оправдание, а объяснение), 시간 접속(пока не…), 명령문 연쇄(Тепло. Массаж. Не колоть).</w:t>
+        <w:t xml:space="preserve">- 규칙: 지문 없음. 전 화 100% 「화자명: 대사」. 1턴 24단어 이내 + 긴 턴 10~15회(35~60단어). 문법 초점(B2+): 출장 어휘(командировка, суточные, авансовый отчёт), 비교(не… а…: не оправдание, а объяснение), 시간 접속(пока не…), 명령문 연쇄(Тепло. Массаж. Не колоть).</w:t>
       </w:r>
       <w:r>
         <w:t xml:space="preserve"> </w:t>
@@ -1128,119 +1128,119 @@
         <w:pStyle w:val="FirstParagraph"/>
       </w:pPr>
       <w:r>
-        <w:t xml:space="preserve">KIRILL: Минус тридцать пять. Дима, не снимай перчатки. Даже для телефона.</w:t>
-      </w:r>
-    </w:p>
-    <w:p>
-      <w:pPr>
-        <w:pStyle w:val="BodyText"/>
-      </w:pPr>
-      <w:r>
-        <w:t xml:space="preserve">DIMA: Я из Ярославля. Я знаю, что такое мороз.</w:t>
-      </w:r>
-    </w:p>
-    <w:p>
-      <w:pPr>
-        <w:pStyle w:val="BodyText"/>
-      </w:pPr>
-      <w:r>
-        <w:t xml:space="preserve">KIRILL: В Ярославле минус двадцать — это новость. Здесь минус тридцать пять — это вторник.</w:t>
-      </w:r>
-    </w:p>
-    <w:p>
-      <w:pPr>
-        <w:pStyle w:val="BodyText"/>
-      </w:pPr>
-      <w:r>
-        <w:t xml:space="preserve">DIMA: Это ты в инструкции написал? Красиво. Где наша коробка?</w:t>
-      </w:r>
-    </w:p>
-    <w:p>
-      <w:pPr>
-        <w:pStyle w:val="BodyText"/>
-      </w:pPr>
-      <w:r>
-        <w:t xml:space="preserve">KIRILL: Сейчас. Грузовой терминал. Точка передачи номер три. Вот он. Семёныч!</w:t>
-      </w:r>
-    </w:p>
-    <w:p>
-      <w:pPr>
-        <w:pStyle w:val="BodyText"/>
-      </w:pPr>
-      <w:r>
-        <w:t xml:space="preserve">SEMYONYCH: Кирилл! Приехал! Коробка ваша — вот, в тёплом боксе. Двенадцать минут от самолёта. Я засёк.</w:t>
-      </w:r>
-    </w:p>
-    <w:p>
-      <w:pPr>
-        <w:pStyle w:val="BodyText"/>
-      </w:pPr>
-      <w:r>
-        <w:t xml:space="preserve">KIRILL: Двенадцать. Лимит — тридцать. Спасибо, Семёныч. Подпишите. Время, температура.</w:t>
-      </w:r>
-    </w:p>
-    <w:p>
-      <w:pPr>
-        <w:pStyle w:val="BodyText"/>
-      </w:pPr>
-      <w:r>
-        <w:t xml:space="preserve">SEMYONYCH: Подписываю. Знаешь, Кирилл, меня тридцать лет зовут «грузчики». А в вашей бумаге — «Семёнов Пётр Семёнович». И телефон.</w:t>
-      </w:r>
-    </w:p>
-    <w:p>
-      <w:pPr>
-        <w:pStyle w:val="BodyText"/>
-      </w:pPr>
-      <w:r>
-        <w:t xml:space="preserve">DIMA: И что изменилось?</w:t>
-      </w:r>
-    </w:p>
-    <w:p>
-      <w:pPr>
-        <w:pStyle w:val="BodyText"/>
-      </w:pPr>
-      <w:r>
-        <w:t xml:space="preserve">SEMYONYCH: Ребята теперь не курят возле вашей коробки. Говорят: «Это Семёныча коробка». Неудобно перед людьми.</w:t>
-      </w:r>
-    </w:p>
-    <w:p>
-      <w:pPr>
-        <w:pStyle w:val="BodyText"/>
-      </w:pPr>
-      <w:r>
-        <w:t xml:space="preserve">KIRILL: Это и было в инструкции. Имя вместо «грузчиков».</w:t>
-      </w:r>
-    </w:p>
-    <w:p>
-      <w:pPr>
-        <w:pStyle w:val="BodyText"/>
-      </w:pPr>
-      <w:r>
-        <w:t xml:space="preserve">IRINA: Дима, Кирилл, доброе утро. У меня почти три ночи, но я не сплю. Напоминаю про командировку. Суточные — семьсот рублей в день. Все чеки — в конверт, даже за чай. Отчёт — через три дня после возвращения. Кто не сдал — платит сам.</w:t>
-      </w:r>
-    </w:p>
-    <w:p>
-      <w:pPr>
-        <w:pStyle w:val="BodyText"/>
-      </w:pPr>
-      <w:r>
-        <w:t xml:space="preserve">DIMA: Ирина Сергеевна, вы встали в три ночи, чтобы сказать про чеки?</w:t>
-      </w:r>
-    </w:p>
-    <w:p>
-      <w:pPr>
-        <w:pStyle w:val="BodyText"/>
-      </w:pPr>
-      <w:r>
-        <w:t xml:space="preserve">IRINA: Я встала, потому что вы прилетели. Чеки — это бонус. Кирилл, у тебя первая командировка. Конверт есть?</w:t>
-      </w:r>
-    </w:p>
-    <w:p>
-      <w:pPr>
-        <w:pStyle w:val="BodyText"/>
-      </w:pPr>
-      <w:r>
-        <w:t xml:space="preserve">KIRILL: Есть. Мама дала. С надписью «Чеки». Она тоже бухгалтер.</w:t>
+        <w:t xml:space="preserve">KIRILL: Здесь минус тридцать пять, так что, Дима, не снимай перчатки, даже чтобы ответить на телефон.</w:t>
+      </w:r>
+    </w:p>
+    <w:p>
+      <w:pPr>
+        <w:pStyle w:val="BodyText"/>
+      </w:pPr>
+      <w:r>
+        <w:t xml:space="preserve">DIMA: Я вообще-то из Ярославля, Кирилл, и я прекрасно знаю, что такое мороз.</w:t>
+      </w:r>
+    </w:p>
+    <w:p>
+      <w:pPr>
+        <w:pStyle w:val="BodyText"/>
+      </w:pPr>
+      <w:r>
+        <w:t xml:space="preserve">KIRILL: В Ярославле минус двадцать — это новость, а здесь минус тридцать пять — это обычный вторник.</w:t>
+      </w:r>
+    </w:p>
+    <w:p>
+      <w:pPr>
+        <w:pStyle w:val="BodyText"/>
+      </w:pPr>
+      <w:r>
+        <w:t xml:space="preserve">DIMA: Это ты в своей инструкции так написал? Красиво. А где наша коробка?</w:t>
+      </w:r>
+    </w:p>
+    <w:p>
+      <w:pPr>
+        <w:pStyle w:val="BodyText"/>
+      </w:pPr>
+      <w:r>
+        <w:t xml:space="preserve">KIRILL: Сейчас увидишь. Это грузовой терминал, точка передачи номер три, а вот и он сам. Семёныч!</w:t>
+      </w:r>
+    </w:p>
+    <w:p>
+      <w:pPr>
+        <w:pStyle w:val="BodyText"/>
+      </w:pPr>
+      <w:r>
+        <w:t xml:space="preserve">SEMYONYCH: Кирилл, приехал! Ваша коробка вот, в тёплом боксе. От самолёта до бокса двенадцать минут, я сам засёк.</w:t>
+      </w:r>
+    </w:p>
+    <w:p>
+      <w:pPr>
+        <w:pStyle w:val="BodyText"/>
+      </w:pPr>
+      <w:r>
+        <w:t xml:space="preserve">KIRILL: Двенадцать минут при лимите в тридцать. Спасибо, Семёныч. Подпишите, пожалуйста, и укажите время и температуру.</w:t>
+      </w:r>
+    </w:p>
+    <w:p>
+      <w:pPr>
+        <w:pStyle w:val="BodyText"/>
+      </w:pPr>
+      <w:r>
+        <w:t xml:space="preserve">SEMYONYCH: Подписываю. Знаешь, Кирилл, меня тридцать лет зовут просто «грузчики», а в вашей бумаге написано «Семёнов Пётр Семёнович», и даже телефон.</w:t>
+      </w:r>
+    </w:p>
+    <w:p>
+      <w:pPr>
+        <w:pStyle w:val="BodyText"/>
+      </w:pPr>
+      <w:r>
+        <w:t xml:space="preserve">DIMA: И что от этого изменилось в работе?</w:t>
+      </w:r>
+    </w:p>
+    <w:p>
+      <w:pPr>
+        <w:pStyle w:val="BodyText"/>
+      </w:pPr>
+      <w:r>
+        <w:t xml:space="preserve">SEMYONYCH: Ребята теперь не курят возле вашей коробки. Говорят: «Это Семёныча коробка», им неудобно перед людьми.</w:t>
+      </w:r>
+    </w:p>
+    <w:p>
+      <w:pPr>
+        <w:pStyle w:val="BodyText"/>
+      </w:pPr>
+      <w:r>
+        <w:t xml:space="preserve">KIRILL: Так это и было в инструкции: писать имя вместо слова «грузчики».</w:t>
+      </w:r>
+    </w:p>
+    <w:p>
+      <w:pPr>
+        <w:pStyle w:val="BodyText"/>
+      </w:pPr>
+      <w:r>
+        <w:t xml:space="preserve">IRINA: Дима, Кирилл, доброе утро. У меня почти три ночи, но я не сплю, потому что хочу напомнить про командировку. Суточные — семьсот рублей в день. Все чеки — в конверт, даже за чай. Отчёт — через три дня после возвращения, а кто не сдал вовремя, платит сам.</w:t>
+      </w:r>
+    </w:p>
+    <w:p>
+      <w:pPr>
+        <w:pStyle w:val="BodyText"/>
+      </w:pPr>
+      <w:r>
+        <w:t xml:space="preserve">DIMA: Ирина Сергеевна, вы правда встали в три ночи, чтобы сказать нам про чеки?</w:t>
+      </w:r>
+    </w:p>
+    <w:p>
+      <w:pPr>
+        <w:pStyle w:val="BodyText"/>
+      </w:pPr>
+      <w:r>
+        <w:t xml:space="preserve">IRINA: Я встала, потому что вы прилетели, а чеки — это бонус. Кирилл, у тебя первая командировка. Конверт у тебя есть?</w:t>
+      </w:r>
+    </w:p>
+    <w:p>
+      <w:pPr>
+        <w:pStyle w:val="BodyText"/>
+      </w:pPr>
+      <w:r>
+        <w:t xml:space="preserve">KIRILL: Есть, мне его мама дала, с надписью «Чеки». Она ведь тоже бухгалтер.</w:t>
       </w:r>
     </w:p>
     <w:bookmarkEnd w:id="21"/>
@@ -1258,279 +1258,279 @@
         <w:pStyle w:val="FirstParagraph"/>
       </w:pPr>
       <w:r>
-        <w:t xml:space="preserve">KORNILOVA: …И последний слайд. Осложнения не ждут. Белое пятно — двадцать минут. Значит, врач должен быть в двадцати минутах. Спасибо.</w:t>
-      </w:r>
-    </w:p>
-    <w:p>
-      <w:pPr>
-        <w:pStyle w:val="BodyText"/>
-      </w:pPr>
-      <w:r>
-        <w:t xml:space="preserve">PROKHOROV: Прохоров. Томск. Елена Викторовна, у меня вопрос. Можно неудобный?</w:t>
-      </w:r>
-    </w:p>
-    <w:p>
-      <w:pPr>
-        <w:pStyle w:val="BodyText"/>
-      </w:pPr>
-      <w:r>
-        <w:t xml:space="preserve">KORNILOVA: Удобных я не люблю. Задавайте.</w:t>
-      </w:r>
-    </w:p>
-    <w:p>
-      <w:pPr>
-        <w:pStyle w:val="BodyText"/>
-      </w:pPr>
-      <w:r>
-        <w:t xml:space="preserve">PROKHOROV: Двадцать минут. Красиво. В Москве. А у меня пациентки из Колпашево. Это триста километров по зимнику. До ближайшего врача, который знает, что такое окклюзия, — пять часов. Ваши двадцать минут — это сказка. Московская.</w:t>
-      </w:r>
-    </w:p>
-    <w:p>
-      <w:pPr>
-        <w:pStyle w:val="BodyText"/>
-      </w:pPr>
-      <w:r>
-        <w:t xml:space="preserve">KORNILOVA: Не сказка. Норма. Если нормы нет в Колпашево — это не значит, что норма неправильная.</w:t>
-      </w:r>
-    </w:p>
-    <w:p>
-      <w:pPr>
-        <w:pStyle w:val="BodyText"/>
-      </w:pPr>
-      <w:r>
-        <w:t xml:space="preserve">PROKHOROV: Это значит, что норма — для Москвы. Сибирь — не Москва. Здесь другие правила.</w:t>
-      </w:r>
-    </w:p>
-    <w:p>
-      <w:pPr>
-        <w:pStyle w:val="BodyText"/>
-      </w:pPr>
-      <w:r>
-        <w:t xml:space="preserve">ALEKSEY: Геннадий Ильич, Воронцов, «Мост». Можно я отвечу про расстояния?</w:t>
-      </w:r>
-    </w:p>
-    <w:p>
-      <w:pPr>
-        <w:pStyle w:val="BodyText"/>
-      </w:pPr>
-      <w:r>
-        <w:t xml:space="preserve">PROKHOROV: Отвечайте. Только без слайдов. Слайды у нас здесь не греют.</w:t>
-      </w:r>
-    </w:p>
-    <w:p>
-      <w:pPr>
-        <w:pStyle w:val="BodyText"/>
-      </w:pPr>
-      <w:r>
-        <w:t xml:space="preserve">ALEKSEY: Без слайдов. Мы не продаём в Колпашево. И не будем, пока там нет врача, который сдал экзамен. Где нет двадцати минут — нет нашего геля. Это наше правило, и оно нам дорого стоит. Мы теряем деньги каждый день.</w:t>
-      </w:r>
-    </w:p>
-    <w:p>
-      <w:pPr>
-        <w:pStyle w:val="BodyText"/>
-      </w:pPr>
-      <w:r>
-        <w:t xml:space="preserve">PROKHOROV: Тогда там будет серый гель. Мастера колют и в Колпашево. Вы это знаете?</w:t>
-      </w:r>
-    </w:p>
-    <w:p>
-      <w:pPr>
-        <w:pStyle w:val="BodyText"/>
-      </w:pPr>
-      <w:r>
-        <w:t xml:space="preserve">ALEKSEY: Знаем. Поэтому мы учим мастеров видеть беду. Бесплатно. И даём номер линии. С этого месяца — с новосибирским временем.</w:t>
-      </w:r>
-    </w:p>
-    <w:p>
-      <w:pPr>
-        <w:pStyle w:val="BodyText"/>
-      </w:pPr>
-      <w:r>
-        <w:t xml:space="preserve">PROKHOROV: Линия. Телефон. А руки? Кто приедет за триста километров ночью?</w:t>
-      </w:r>
-    </w:p>
-    <w:p>
-      <w:pPr>
-        <w:pStyle w:val="BodyText"/>
-      </w:pPr>
-      <w:r>
-        <w:t xml:space="preserve">KORNILOVA: Геннадий Ильич, а кто приезжает сейчас?</w:t>
-      </w:r>
-    </w:p>
-    <w:p>
-      <w:pPr>
-        <w:pStyle w:val="BodyText"/>
-      </w:pPr>
-      <w:r>
-        <w:t xml:space="preserve">PROKHOROV: Никто. Утром везут ко мне. Если довезут.</w:t>
-      </w:r>
-    </w:p>
-    <w:p>
-      <w:pPr>
-        <w:pStyle w:val="BodyText"/>
-      </w:pPr>
-      <w:r>
-        <w:t xml:space="preserve">KORNILOVA: Значит, сейчас — пять часов. И «если». С линией будет хотя бы первый час. Гиалуронидаза, если есть, тепло, массаж, звонок. Это не двадцать минут, я согласна. Но это лучше, чем «если». А «если» в моей профессии — самое страшное слово.</w:t>
-      </w:r>
-    </w:p>
-    <w:p>
-      <w:pPr>
-        <w:pStyle w:val="BodyText"/>
-      </w:pPr>
-      <w:r>
-        <w:t xml:space="preserve">PROKHOROV: Лучше. Согласен. Но врачей у нас мало. Пусть «Мост» даст нам курс. Видео. Мы сами выучимся. Сибиряки упрямые.</w:t>
-      </w:r>
-    </w:p>
-    <w:p>
-      <w:pPr>
-        <w:pStyle w:val="BodyText"/>
-      </w:pPr>
-      <w:r>
-        <w:t xml:space="preserve">KORNILOVA: Видео — нет. Экзамен — только руками. Только при мне.</w:t>
-      </w:r>
-    </w:p>
-    <w:p>
-      <w:pPr>
-        <w:pStyle w:val="BodyText"/>
-      </w:pPr>
-      <w:r>
-        <w:t xml:space="preserve">PROKHOROV: Тогда каждый врач из Томска должен лететь в Москву? Это четыре часа. И неделя без пациентов.</w:t>
-      </w:r>
-    </w:p>
-    <w:p>
-      <w:pPr>
-        <w:pStyle w:val="BodyText"/>
-      </w:pPr>
-      <w:r>
-        <w:t xml:space="preserve">KORNILOVA: Нет. Я буду летать к вам. Раз в квартал. Неделя в Новосибирске. Экзамен — здесь.</w:t>
-      </w:r>
-    </w:p>
-    <w:p>
-      <w:pPr>
-        <w:pStyle w:val="BodyText"/>
-      </w:pPr>
-      <w:r>
-        <w:t xml:space="preserve">DIMA: Елена Викторовна, вы же говорили: «Расстояние — не скидка».</w:t>
-      </w:r>
-    </w:p>
-    <w:p>
-      <w:pPr>
-        <w:pStyle w:val="BodyText"/>
-      </w:pPr>
-      <w:r>
-        <w:t xml:space="preserve">KORNILOVA: Говорила. Скидки нет. Есть командировка. Экзамен тот же. Ошибки те же. Самолёт — другой.</w:t>
-      </w:r>
-    </w:p>
-    <w:p>
-      <w:pPr>
-        <w:pStyle w:val="BodyText"/>
-      </w:pPr>
-      <w:r>
-        <w:t xml:space="preserve">PROKHOROV: Раз в квартал? Сами? В январе? В минус сорок?</w:t>
-      </w:r>
-    </w:p>
-    <w:p>
-      <w:pPr>
-        <w:pStyle w:val="BodyText"/>
-      </w:pPr>
-      <w:r>
-        <w:t xml:space="preserve">KORNILOVA: В январе. Я родилась в Норильске, Геннадий Ильич. Минус сорок — это моё детство. Я в шесть лет ходила в школу, когда актировали младшие классы. Мама говорила: «Норильские не болеют, они работают». Я и не болею.</w:t>
-      </w:r>
-    </w:p>
-    <w:p>
-      <w:pPr>
-        <w:pStyle w:val="BodyText"/>
-      </w:pPr>
-      <w:r>
-        <w:t xml:space="preserve">PROKHOROV: Норильск? Это всё меняет. Вы — наша. Почему вы раньше не сказали?</w:t>
-      </w:r>
-    </w:p>
-    <w:p>
-      <w:pPr>
-        <w:pStyle w:val="BodyText"/>
-      </w:pPr>
-      <w:r>
-        <w:t xml:space="preserve">KORNILOVA: Вы не спрашивали. Вы спрашивали про Москву.</w:t>
-      </w:r>
-    </w:p>
-    <w:p>
-      <w:pPr>
-        <w:pStyle w:val="BodyText"/>
-      </w:pPr>
-      <w:r>
-        <w:t xml:space="preserve">PROKHOROV: Тогда другой вопрос. Сколько стоит курс?</w:t>
-      </w:r>
-    </w:p>
-    <w:p>
-      <w:pPr>
-        <w:pStyle w:val="BodyText"/>
-      </w:pPr>
-      <w:r>
-        <w:t xml:space="preserve">IRINA: Это Ирина. Я на связи. Курс — тот же, что в Москве. Командировку Корниловой оплачивает «Мост». Не врачи.</w:t>
-      </w:r>
-    </w:p>
-    <w:p>
-      <w:pPr>
-        <w:pStyle w:val="BodyText"/>
-      </w:pPr>
-      <w:r>
-        <w:t xml:space="preserve">PROKHOROV: Не врачи? Почему?</w:t>
-      </w:r>
-    </w:p>
-    <w:p>
-      <w:pPr>
-        <w:pStyle w:val="BodyText"/>
-      </w:pPr>
-      <w:r>
-        <w:t xml:space="preserve">ALEKSEY: Потому что одна цена по всей стране. И для геля, и для учёбы.</w:t>
-      </w:r>
-    </w:p>
-    <w:p>
-      <w:pPr>
-        <w:pStyle w:val="BodyText"/>
-      </w:pPr>
-      <w:r>
-        <w:t xml:space="preserve">KIRILL: Можно мне? Командировка Корниловой — двести тысяч в квартал. Двенадцать врачей — семнадцать тысяч на врача.</w:t>
-      </w:r>
-    </w:p>
-    <w:p>
-      <w:pPr>
-        <w:pStyle w:val="BodyText"/>
-      </w:pPr>
-      <w:r>
-        <w:t xml:space="preserve">PROKHOROV: Кто этот молодой человек?</w:t>
-      </w:r>
-    </w:p>
-    <w:p>
-      <w:pPr>
-        <w:pStyle w:val="BodyText"/>
-      </w:pPr>
-      <w:r>
-        <w:t xml:space="preserve">DIMA: Кирилл. Наш менеджер. Его первая командировка. Он считает быстрее, чем мёрзнет.</w:t>
-      </w:r>
-    </w:p>
-    <w:p>
-      <w:pPr>
-        <w:pStyle w:val="BodyText"/>
-      </w:pPr>
-      <w:r>
-        <w:t xml:space="preserve">PROKHOROV: Хорошо. Первый экзамен — март. Двенадцать врачей у меня будет. Томск, Новосибирск, Кемерово.</w:t>
-      </w:r>
-    </w:p>
-    <w:p>
-      <w:pPr>
-        <w:pStyle w:val="BodyText"/>
-      </w:pPr>
-      <w:r>
-        <w:t xml:space="preserve">KORNILOVA: Двенадцать. Сдадут — шесть. Вы готовы?</w:t>
-      </w:r>
-    </w:p>
-    <w:p>
-      <w:pPr>
-        <w:pStyle w:val="BodyText"/>
-      </w:pPr>
-      <w:r>
-        <w:t xml:space="preserve">PROKHOROV: Сибиряки упрямые. Сдадут восемь. Со второй попытки — двенадцать.</w:t>
+        <w:t xml:space="preserve">KORNILOVA: …И последний слайд. Осложнения не ждут: у белого пятна есть двадцать минут, значит, и врач должен быть в двадцати минутах. Спасибо за внимание.</w:t>
+      </w:r>
+    </w:p>
+    <w:p>
+      <w:pPr>
+        <w:pStyle w:val="BodyText"/>
+      </w:pPr>
+      <w:r>
+        <w:t xml:space="preserve">PROKHOROV: Прохоров, Томск. Елена Викторовна, у меня вопрос, и, боюсь, неудобный. Можно задать?</w:t>
+      </w:r>
+    </w:p>
+    <w:p>
+      <w:pPr>
+        <w:pStyle w:val="BodyText"/>
+      </w:pPr>
+      <w:r>
+        <w:t xml:space="preserve">KORNILOVA: Удобных вопросов я как раз не люблю, так что задавайте.</w:t>
+      </w:r>
+    </w:p>
+    <w:p>
+      <w:pPr>
+        <w:pStyle w:val="BodyText"/>
+      </w:pPr>
+      <w:r>
+        <w:t xml:space="preserve">PROKHOROV: Двадцать минут — это красиво, но в Москве. А у меня пациентки из Колпашево, а это триста километров по зимнику. До ближайшего врача, который знает, что такое окклюзия, пять часов. Так что ваши двадцать минут — это сказка, причём московская.</w:t>
+      </w:r>
+    </w:p>
+    <w:p>
+      <w:pPr>
+        <w:pStyle w:val="BodyText"/>
+      </w:pPr>
+      <w:r>
+        <w:t xml:space="preserve">KORNILOVA: Это не сказка, а норма. И если нормы нет в Колпашево, это ещё не значит, что норма неправильная.</w:t>
+      </w:r>
+    </w:p>
+    <w:p>
+      <w:pPr>
+        <w:pStyle w:val="BodyText"/>
+      </w:pPr>
+      <w:r>
+        <w:t xml:space="preserve">PROKHOROV: Это значит, что норма придумана для Москвы. А Сибирь — не Москва, и здесь другие правила.</w:t>
+      </w:r>
+    </w:p>
+    <w:p>
+      <w:pPr>
+        <w:pStyle w:val="BodyText"/>
+      </w:pPr>
+      <w:r>
+        <w:t xml:space="preserve">ALEKSEY: Геннадий Ильич, я Воронцов из «Моста». Можно я отвечу про расстояния?</w:t>
+      </w:r>
+    </w:p>
+    <w:p>
+      <w:pPr>
+        <w:pStyle w:val="BodyText"/>
+      </w:pPr>
+      <w:r>
+        <w:t xml:space="preserve">PROKHOROV: Отвечайте, только без слайдов, потому что слайды у нас здесь не греют.</w:t>
+      </w:r>
+    </w:p>
+    <w:p>
+      <w:pPr>
+        <w:pStyle w:val="BodyText"/>
+      </w:pPr>
+      <w:r>
+        <w:t xml:space="preserve">ALEKSEY: Хорошо, без слайдов. Мы не продаём в Колпашево и не будем продавать, пока там нет врача, который сдал экзамен. Где нет двадцати минут, там нет нашего геля. Это наше правило, и оно нам дорого стоит, потому что мы каждый день теряем на нём деньги.</w:t>
+      </w:r>
+    </w:p>
+    <w:p>
+      <w:pPr>
+        <w:pStyle w:val="BodyText"/>
+      </w:pPr>
+      <w:r>
+        <w:t xml:space="preserve">PROKHOROV: Тогда там будет серый гель, ведь мастера колют и в Колпашево. Вы это знаете?</w:t>
+      </w:r>
+    </w:p>
+    <w:p>
+      <w:pPr>
+        <w:pStyle w:val="BodyText"/>
+      </w:pPr>
+      <w:r>
+        <w:t xml:space="preserve">ALEKSEY: Знаем. Поэтому мы бесплатно учим мастеров видеть беду и даём им номер линии, а с этого месяца линия работает и по новосибирскому времени.</w:t>
+      </w:r>
+    </w:p>
+    <w:p>
+      <w:pPr>
+        <w:pStyle w:val="BodyText"/>
+      </w:pPr>
+      <w:r>
+        <w:t xml:space="preserve">PROKHOROV: Линия, телефон… А руки? Кто приедет за триста километров ночью?</w:t>
+      </w:r>
+    </w:p>
+    <w:p>
+      <w:pPr>
+        <w:pStyle w:val="BodyText"/>
+      </w:pPr>
+      <w:r>
+        <w:t xml:space="preserve">KORNILOVA: Геннадий Ильич, а кто к ним приезжает сейчас, без всякой линии?</w:t>
+      </w:r>
+    </w:p>
+    <w:p>
+      <w:pPr>
+        <w:pStyle w:val="BodyText"/>
+      </w:pPr>
+      <w:r>
+        <w:t xml:space="preserve">PROKHOROV: Никто. Утром их везут ко мне, если вообще довезут.</w:t>
+      </w:r>
+    </w:p>
+    <w:p>
+      <w:pPr>
+        <w:pStyle w:val="BodyText"/>
+      </w:pPr>
+      <w:r>
+        <w:t xml:space="preserve">KORNILOVA: Значит, сейчас у них пять часов и «если». А с линией будет хотя бы первый час: гиалуронидаза, если она есть, тепло, массаж и звонок. Это не двадцать минут, я согласна. Но это лучше, чем «если», а «если» в моей профессии — самое страшное слово.</w:t>
+      </w:r>
+    </w:p>
+    <w:p>
+      <w:pPr>
+        <w:pStyle w:val="BodyText"/>
+      </w:pPr>
+      <w:r>
+        <w:t xml:space="preserve">PROKHOROV: Лучше, согласен. Но врачей у нас мало, так пусть «Мост» даст нам курс на видео, и мы сами выучимся. Сибиряки упрямые.</w:t>
+      </w:r>
+    </w:p>
+    <w:p>
+      <w:pPr>
+        <w:pStyle w:val="BodyText"/>
+      </w:pPr>
+      <w:r>
+        <w:t xml:space="preserve">KORNILOVA: Видео — нет. Экзамен сдают только руками и только в моём присутствии.</w:t>
+      </w:r>
+    </w:p>
+    <w:p>
+      <w:pPr>
+        <w:pStyle w:val="BodyText"/>
+      </w:pPr>
+      <w:r>
+        <w:t xml:space="preserve">PROKHOROV: Тогда что, каждый врач из Томска должен лететь в Москву? Это четыре часа полёта и неделя без пациентов.</w:t>
+      </w:r>
+    </w:p>
+    <w:p>
+      <w:pPr>
+        <w:pStyle w:val="BodyText"/>
+      </w:pPr>
+      <w:r>
+        <w:t xml:space="preserve">KORNILOVA: Нет, это я буду летать к вам раз в квартал. Неделя в Новосибирске, и экзамен будет здесь.</w:t>
+      </w:r>
+    </w:p>
+    <w:p>
+      <w:pPr>
+        <w:pStyle w:val="BodyText"/>
+      </w:pPr>
+      <w:r>
+        <w:t xml:space="preserve">DIMA: Елена Викторовна, но вы же сами говорили, что расстояние — это не скидка.</w:t>
+      </w:r>
+    </w:p>
+    <w:p>
+      <w:pPr>
+        <w:pStyle w:val="BodyText"/>
+      </w:pPr>
+      <w:r>
+        <w:t xml:space="preserve">KORNILOVA: Говорила. Скидки нет. Есть командировка. Экзамен тот же, ошибки те же, а самолёт другой.</w:t>
+      </w:r>
+    </w:p>
+    <w:p>
+      <w:pPr>
+        <w:pStyle w:val="BodyText"/>
+      </w:pPr>
+      <w:r>
+        <w:t xml:space="preserve">PROKHOROV: Раз в квартал, сами, в январе, когда минус сорок? Вы серьёзно?</w:t>
+      </w:r>
+    </w:p>
+    <w:p>
+      <w:pPr>
+        <w:pStyle w:val="BodyText"/>
+      </w:pPr>
+      <w:r>
+        <w:t xml:space="preserve">KORNILOVA: Да, в январе. Я родилась в Норильске, Геннадий Ильич, так что минус сорок — это моё детство. В шесть лет я ходила в школу, когда младшие классы актировали. Мама говорила: «Норильские не болеют, они работают». Вот я и не болею.</w:t>
+      </w:r>
+    </w:p>
+    <w:p>
+      <w:pPr>
+        <w:pStyle w:val="BodyText"/>
+      </w:pPr>
+      <w:r>
+        <w:t xml:space="preserve">PROKHOROV: Норильск? Это всё меняет, вы же наша. Почему вы раньше об этом не сказали?</w:t>
+      </w:r>
+    </w:p>
+    <w:p>
+      <w:pPr>
+        <w:pStyle w:val="BodyText"/>
+      </w:pPr>
+      <w:r>
+        <w:t xml:space="preserve">KORNILOVA: Потому что вы не спрашивали. Вы спрашивали только про Москву.</w:t>
+      </w:r>
+    </w:p>
+    <w:p>
+      <w:pPr>
+        <w:pStyle w:val="BodyText"/>
+      </w:pPr>
+      <w:r>
+        <w:t xml:space="preserve">PROKHOROV: Тогда у меня другой вопрос: сколько будет стоить этот курс для врачей?</w:t>
+      </w:r>
+    </w:p>
+    <w:p>
+      <w:pPr>
+        <w:pStyle w:val="BodyText"/>
+      </w:pPr>
+      <w:r>
+        <w:t xml:space="preserve">IRINA: Это Ирина, я на связи. Курс стоит столько же, сколько в Москве, а командировку Корниловой оплачивает «Мост», а не врачи.</w:t>
+      </w:r>
+    </w:p>
+    <w:p>
+      <w:pPr>
+        <w:pStyle w:val="BodyText"/>
+      </w:pPr>
+      <w:r>
+        <w:t xml:space="preserve">PROKHOROV: Не врачи? А почему, если ехать приходится именно к нам?</w:t>
+      </w:r>
+    </w:p>
+    <w:p>
+      <w:pPr>
+        <w:pStyle w:val="BodyText"/>
+      </w:pPr>
+      <w:r>
+        <w:t xml:space="preserve">ALEKSEY: Потому что у нас одна цена по всей стране, и для геля, и для учёбы.</w:t>
+      </w:r>
+    </w:p>
+    <w:p>
+      <w:pPr>
+        <w:pStyle w:val="BodyText"/>
+      </w:pPr>
+      <w:r>
+        <w:t xml:space="preserve">KIRILL: Можно мне сказать? Командировка Корниловой — это двести тысяч в квартал, то есть при двенадцати врачах семнадцать тысяч на одного врача.</w:t>
+      </w:r>
+    </w:p>
+    <w:p>
+      <w:pPr>
+        <w:pStyle w:val="BodyText"/>
+      </w:pPr>
+      <w:r>
+        <w:t xml:space="preserve">PROKHOROV: А кто этот молодой человек, который так быстро считает?</w:t>
+      </w:r>
+    </w:p>
+    <w:p>
+      <w:pPr>
+        <w:pStyle w:val="BodyText"/>
+      </w:pPr>
+      <w:r>
+        <w:t xml:space="preserve">DIMA: Это Кирилл, наш менеджер, и это его первая командировка. Он считает быстрее, чем мёрзнет.</w:t>
+      </w:r>
+    </w:p>
+    <w:p>
+      <w:pPr>
+        <w:pStyle w:val="BodyText"/>
+      </w:pPr>
+      <w:r>
+        <w:t xml:space="preserve">PROKHOROV: Хорошо, первый экзамен будет в марте. Двенадцать врачей у меня найдётся: из Томска, Новосибирска и Кемерово.</w:t>
+      </w:r>
+    </w:p>
+    <w:p>
+      <w:pPr>
+        <w:pStyle w:val="BodyText"/>
+      </w:pPr>
+      <w:r>
+        <w:t xml:space="preserve">KORNILOVA: Двенадцать придут, а сдадут шесть. Вы к этому готовы, Геннадий Ильич?</w:t>
+      </w:r>
+    </w:p>
+    <w:p>
+      <w:pPr>
+        <w:pStyle w:val="BodyText"/>
+      </w:pPr>
+      <w:r>
+        <w:t xml:space="preserve">PROKHOROV: Сибиряки упрямые, так что сдадут восемь, а со второй попытки все двенадцать.</w:t>
       </w:r>
     </w:p>
     <w:bookmarkEnd w:id="22"/>
@@ -1548,239 +1548,239 @@
         <w:pStyle w:val="FirstParagraph"/>
       </w:pPr>
       <w:r>
-        <w:t xml:space="preserve">ZOYA: Аля, смотри. Это карточка. Вопрос первый: «Что вы видите?» Не «что случилось». Что видите. Сейчас.</w:t>
-      </w:r>
-    </w:p>
-    <w:p>
-      <w:pPr>
-        <w:pStyle w:val="BodyText"/>
-      </w:pPr>
-      <w:r>
-        <w:t xml:space="preserve">ALYA: «Что вы видите». Запомнила. А если она плачет и ничего не говорит?</w:t>
-      </w:r>
-    </w:p>
-    <w:p>
-      <w:pPr>
-        <w:pStyle w:val="BodyText"/>
-      </w:pPr>
-      <w:r>
-        <w:t xml:space="preserve">ZOYA: Тогда молчишь вместе с ней. Десять секунд. Потом снова: «Что вы видите?» Тихо.</w:t>
-      </w:r>
-    </w:p>
-    <w:p>
-      <w:pPr>
-        <w:pStyle w:val="BodyText"/>
-      </w:pPr>
-      <w:r>
-        <w:t xml:space="preserve">ALEKSEY: Зоя, сколько смен уже отработала Алевтина?</w:t>
-      </w:r>
-    </w:p>
-    <w:p>
-      <w:pPr>
-        <w:pStyle w:val="BodyText"/>
-      </w:pPr>
-      <w:r>
-        <w:t xml:space="preserve">ZOYA: Три. Со мной рядом. С завтрашнего дня — одна. Москва — днём, Новосибирск — ночью. Вместе — сутки.</w:t>
-      </w:r>
-    </w:p>
-    <w:p>
-      <w:pPr>
-        <w:pStyle w:val="BodyText"/>
-      </w:pPr>
-      <w:r>
-        <w:t xml:space="preserve">ALYA: Я двенадцать лет медсестрой в реанимации. Ночи не боюсь. Боюсь, что не пойму, что она видит.</w:t>
-      </w:r>
-    </w:p>
-    <w:p>
-      <w:pPr>
-        <w:pStyle w:val="BodyText"/>
-      </w:pPr>
-      <w:r>
-        <w:t xml:space="preserve">ZOYA: Поймёшь. Самое главное — цвет. Белый — плохо. Синий — очень плохо. Розовый с отёком — ждём утра.</w:t>
-      </w:r>
-    </w:p>
-    <w:p>
-      <w:pPr>
-        <w:pStyle w:val="BodyText"/>
-      </w:pPr>
-      <w:r>
-        <w:t xml:space="preserve">ALYA: Звонок. Кемерово. Это не учебный?</w:t>
-      </w:r>
-    </w:p>
-    <w:p>
-      <w:pPr>
-        <w:pStyle w:val="BodyText"/>
-      </w:pPr>
-      <w:r>
-        <w:t xml:space="preserve">ZOYA: Не учебный. Бери. Я рядом. Говори своим голосом.</w:t>
-      </w:r>
-    </w:p>
-    <w:p>
-      <w:pPr>
-        <w:pStyle w:val="BodyText"/>
-      </w:pPr>
-      <w:r>
-        <w:t xml:space="preserve">ALYA: Линия «Моста», меня зовут Аля. Что вы видите? …Белая кожа над губой. Двадцать минут. Звонит мастер.</w:t>
-      </w:r>
-    </w:p>
-    <w:p>
-      <w:pPr>
-        <w:pStyle w:val="BodyText"/>
-      </w:pPr>
-      <w:r>
-        <w:t xml:space="preserve">ZOYA: Дальше — по карточке. Тепло. Массаж. Не колоть больше ничего. Где они?</w:t>
-      </w:r>
-    </w:p>
-    <w:p>
-      <w:pPr>
-        <w:pStyle w:val="BodyText"/>
-      </w:pPr>
-      <w:r>
-        <w:t xml:space="preserve">ALYA: Кемерово. Левый берег. Мастер говорит: увидела беду, вспомнила курс. Позвонила сразу.</w:t>
-      </w:r>
-    </w:p>
-    <w:p>
-      <w:pPr>
-        <w:pStyle w:val="BodyText"/>
-      </w:pPr>
-      <w:r>
-        <w:t xml:space="preserve">ALEKSEY: Кемерово — двести шестьдесят километров. Три с половиной часа. Ночью — больше. Дежурного врача там нет.</w:t>
-      </w:r>
-    </w:p>
-    <w:p>
-      <w:pPr>
-        <w:pStyle w:val="BodyText"/>
-      </w:pPr>
-      <w:r>
-        <w:t xml:space="preserve">PROKHOROV: Я слышу. Я остался посмотреть линию. Дайте телефон. В Кемерово есть Савельев. Мой ученик. Живёт на Левом берегу.</w:t>
-      </w:r>
-    </w:p>
-    <w:p>
-      <w:pPr>
-        <w:pStyle w:val="BodyText"/>
-      </w:pPr>
-      <w:r>
-        <w:t xml:space="preserve">ALEKSEY: Геннадий Ильич, сейчас одиннадцать ночи.</w:t>
-      </w:r>
-    </w:p>
-    <w:p>
-      <w:pPr>
-        <w:pStyle w:val="BodyText"/>
-      </w:pPr>
-      <w:r>
-        <w:t xml:space="preserve">PROKHOROV: В Сибири одиннадцать ночи — это рано. Звоню. …Миша? Прохоров. Белое пятно, Левый берег, двадцать минут. Гиалуронидаза дома есть? Хорошо. Мне ехать не надо, ты ближе. Адрес даст медсестра, её зовут Аля. Всё. Потом расскажешь. Спокойной ночи не желаю.</w:t>
-      </w:r>
-    </w:p>
-    <w:p>
-      <w:pPr>
-        <w:pStyle w:val="BodyText"/>
-      </w:pPr>
-      <w:r>
-        <w:t xml:space="preserve">ALYA: Он поедет?</w:t>
-      </w:r>
-    </w:p>
-    <w:p>
-      <w:pPr>
-        <w:pStyle w:val="BodyText"/>
-      </w:pPr>
-      <w:r>
-        <w:t xml:space="preserve">PROKHOROV: Уже поехал. Будет на месте через двенадцать минут. Он мне тридцать лет должен за то, что я не выгнал его с третьего курса. Он тогда проспал экзамен. А теперь не спит никогда. Так бывает.</w:t>
-      </w:r>
-    </w:p>
-    <w:p>
-      <w:pPr>
-        <w:pStyle w:val="BodyText"/>
-      </w:pPr>
-      <w:r>
-        <w:t xml:space="preserve">ZOYA: Аля, теперь — мастеру: «Врач едет. Двенадцать минут. Тепло. Не отходите».</w:t>
-      </w:r>
-    </w:p>
-    <w:p>
-      <w:pPr>
-        <w:pStyle w:val="BodyText"/>
-      </w:pPr>
-      <w:r>
-        <w:t xml:space="preserve">ALYA: Врач едет. Двенадцать минут. Тепло. Не отходите. …Она плачет. Говорит: «Спасибо, что не кричите».</w:t>
-      </w:r>
-    </w:p>
-    <w:p>
-      <w:pPr>
-        <w:pStyle w:val="BodyText"/>
-      </w:pPr>
-      <w:r>
-        <w:t xml:space="preserve">KIRILL: Можно вопрос? Что за гель? Мастер знает?</w:t>
-      </w:r>
-    </w:p>
-    <w:p>
-      <w:pPr>
-        <w:pStyle w:val="BodyText"/>
-      </w:pPr>
-      <w:r>
-        <w:t xml:space="preserve">ALYA: Мастер говорит — корейский. «Тот самый». Есть коробка. Говорит, есть код на шприце.</w:t>
-      </w:r>
-    </w:p>
-    <w:p>
-      <w:pPr>
-        <w:pStyle w:val="BodyText"/>
-      </w:pPr>
-      <w:r>
-        <w:t xml:space="preserve">KIRILL: Пусть сфотографирует код. Мы проверим. Прямо сейчас.</w:t>
-      </w:r>
-    </w:p>
-    <w:p>
-      <w:pPr>
-        <w:pStyle w:val="BodyText"/>
-      </w:pPr>
-      <w:r>
-        <w:t xml:space="preserve">ALYA: Фото пришло. Отправляю вам.</w:t>
-      </w:r>
-    </w:p>
-    <w:p>
-      <w:pPr>
-        <w:pStyle w:val="BodyText"/>
-      </w:pPr>
-      <w:r>
-        <w:t xml:space="preserve">KIRILL: Сканирую. Наш. Настоящий. Лот двадцать четыре ноль девять. Клиника «Дерма-Люкс», Новосибирск. Врач Гусев.</w:t>
-      </w:r>
-    </w:p>
-    <w:p>
-      <w:pPr>
-        <w:pStyle w:val="BodyText"/>
-      </w:pPr>
-      <w:r>
-        <w:t xml:space="preserve">DIMA: Наш гель. У мастера. Из клиники врача, который сдал экзамен в октябре.</w:t>
-      </w:r>
-    </w:p>
-    <w:p>
-      <w:pPr>
-        <w:pStyle w:val="BodyText"/>
-      </w:pPr>
-      <w:r>
-        <w:t xml:space="preserve">ALEKSEY: Значит, врач продаёт наши шприцы мастерам. Из-под полы. С нашим кодом.</w:t>
-      </w:r>
-    </w:p>
-    <w:p>
-      <w:pPr>
-        <w:pStyle w:val="BodyText"/>
-      </w:pPr>
-      <w:r>
-        <w:t xml:space="preserve">PROKHOROV: Савельев на месте. Гиалуронидаза введена. Цвет возвращается. Говорит: «Успели. Без следа будет».</w:t>
-      </w:r>
-    </w:p>
-    <w:p>
-      <w:pPr>
-        <w:pStyle w:val="BodyText"/>
-      </w:pPr>
-      <w:r>
-        <w:t xml:space="preserve">ALYA: Успели. Без следа. Зоя Михайловна, у меня руки трясутся.</w:t>
-      </w:r>
-    </w:p>
-    <w:p>
-      <w:pPr>
-        <w:pStyle w:val="BodyText"/>
-      </w:pPr>
-      <w:r>
-        <w:t xml:space="preserve">ZOYA: У меня тоже тряслись. Первая ночь. Это нормально. Ненормально — когда перестают.</w:t>
+        <w:t xml:space="preserve">ZOYA: Аля, смотри, это карточка. Первый вопрос: «Что вы видите?» Не «что случилось», а именно что вы видите прямо сейчас.</w:t>
+      </w:r>
+    </w:p>
+    <w:p>
+      <w:pPr>
+        <w:pStyle w:val="BodyText"/>
+      </w:pPr>
+      <w:r>
+        <w:t xml:space="preserve">ALYA: «Что вы видите», я запомнила. А если она плачет и ничего не говорит?</w:t>
+      </w:r>
+    </w:p>
+    <w:p>
+      <w:pPr>
+        <w:pStyle w:val="BodyText"/>
+      </w:pPr>
+      <w:r>
+        <w:t xml:space="preserve">ZOYA: Тогда ты молчишь вместе с ней секунд десять, а потом снова тихо спрашиваешь: «Что вы видите?»</w:t>
+      </w:r>
+    </w:p>
+    <w:p>
+      <w:pPr>
+        <w:pStyle w:val="BodyText"/>
+      </w:pPr>
+      <w:r>
+        <w:t xml:space="preserve">ALEKSEY: Зоя, а сколько смен Алевтина уже отработала?</w:t>
+      </w:r>
+    </w:p>
+    <w:p>
+      <w:pPr>
+        <w:pStyle w:val="BodyText"/>
+      </w:pPr>
+      <w:r>
+        <w:t xml:space="preserve">ZOYA: Три смены, рядом со мной, а с завтрашнего дня будет одна. Москва работает днём, Новосибирск ночью, и вместе получаются сутки.</w:t>
+      </w:r>
+    </w:p>
+    <w:p>
+      <w:pPr>
+        <w:pStyle w:val="BodyText"/>
+      </w:pPr>
+      <w:r>
+        <w:t xml:space="preserve">ALYA: Я двенадцать лет работала медсестрой в реанимации, так что ночи не боюсь. Я боюсь, что не пойму, что она видит.</w:t>
+      </w:r>
+    </w:p>
+    <w:p>
+      <w:pPr>
+        <w:pStyle w:val="BodyText"/>
+      </w:pPr>
+      <w:r>
+        <w:t xml:space="preserve">ZOYA: Поймёшь. Самое главное здесь — цвет. Белый — плохо, синий — очень плохо, а розовый с отёком — можно ждать утра.</w:t>
+      </w:r>
+    </w:p>
+    <w:p>
+      <w:pPr>
+        <w:pStyle w:val="BodyText"/>
+      </w:pPr>
+      <w:r>
+        <w:t xml:space="preserve">ALYA: Звонок, из Кемерово. Это ведь не учебный, правда?</w:t>
+      </w:r>
+    </w:p>
+    <w:p>
+      <w:pPr>
+        <w:pStyle w:val="BodyText"/>
+      </w:pPr>
+      <w:r>
+        <w:t xml:space="preserve">ZOYA: Не учебный. Бери трубку, я рядом, и говори своим обычным голосом.</w:t>
+      </w:r>
+    </w:p>
+    <w:p>
+      <w:pPr>
+        <w:pStyle w:val="BodyText"/>
+      </w:pPr>
+      <w:r>
+        <w:t xml:space="preserve">ALYA: Линия «Моста», меня зовут Аля. Что вы видите? …Белая кожа над губой, прошло двадцать минут. Звонит мастер.</w:t>
+      </w:r>
+    </w:p>
+    <w:p>
+      <w:pPr>
+        <w:pStyle w:val="BodyText"/>
+      </w:pPr>
+      <w:r>
+        <w:t xml:space="preserve">ZOYA: Дальше всё по карточке: тепло, массаж и больше ничего не колоть. Где они находятся?</w:t>
+      </w:r>
+    </w:p>
+    <w:p>
+      <w:pPr>
+        <w:pStyle w:val="BodyText"/>
+      </w:pPr>
+      <w:r>
+        <w:t xml:space="preserve">ALYA: В Кемерово, на Левом берегу. Мастер говорит, что увидела беду, вспомнила курс и сразу позвонила.</w:t>
+      </w:r>
+    </w:p>
+    <w:p>
+      <w:pPr>
+        <w:pStyle w:val="BodyText"/>
+      </w:pPr>
+      <w:r>
+        <w:t xml:space="preserve">ALEKSEY: До Кемерово двести шестьдесят километров, это три с половиной часа, а ночью даже больше. И дежурного врача там у нас нет.</w:t>
+      </w:r>
+    </w:p>
+    <w:p>
+      <w:pPr>
+        <w:pStyle w:val="BodyText"/>
+      </w:pPr>
+      <w:r>
+        <w:t xml:space="preserve">PROKHOROV: Я слышу, я остался посмотреть, как работает линия. Дайте телефон. В Кемерово есть Савельев, мой ученик, и он живёт как раз на Левом берегу.</w:t>
+      </w:r>
+    </w:p>
+    <w:p>
+      <w:pPr>
+        <w:pStyle w:val="BodyText"/>
+      </w:pPr>
+      <w:r>
+        <w:t xml:space="preserve">ALEKSEY: Геннадий Ильич, но сейчас одиннадцать часов ночи.</w:t>
+      </w:r>
+    </w:p>
+    <w:p>
+      <w:pPr>
+        <w:pStyle w:val="BodyText"/>
+      </w:pPr>
+      <w:r>
+        <w:t xml:space="preserve">PROKHOROV: В Сибири одиннадцать ночи — это рано. Звоню. …Миша? Это Прохоров. Белое пятно, Левый берег, двадцать минут. Гиалуронидаза дома есть? Хорошо. Мне ехать не надо, ты ближе, а адрес даст медсестра, её зовут Аля. Всё, потом расскажешь. Спокойной ночи не желаю.</w:t>
+      </w:r>
+    </w:p>
+    <w:p>
+      <w:pPr>
+        <w:pStyle w:val="BodyText"/>
+      </w:pPr>
+      <w:r>
+        <w:t xml:space="preserve">ALYA: Геннадий Ильич, он правда поедет туда сейчас?</w:t>
+      </w:r>
+    </w:p>
+    <w:p>
+      <w:pPr>
+        <w:pStyle w:val="BodyText"/>
+      </w:pPr>
+      <w:r>
+        <w:t xml:space="preserve">PROKHOROV: Уже поехал и будет на месте через двенадцать минут. Он мне тридцать лет должен за то, что я не выгнал его с третьего курса, когда он проспал экзамен. А теперь он вообще никогда не спит. Так бывает.</w:t>
+      </w:r>
+    </w:p>
+    <w:p>
+      <w:pPr>
+        <w:pStyle w:val="BodyText"/>
+      </w:pPr>
+      <w:r>
+        <w:t xml:space="preserve">ZOYA: Аля, теперь скажи мастеру: «Врач едет, двенадцать минут. Держите тепло и не отходите».</w:t>
+      </w:r>
+    </w:p>
+    <w:p>
+      <w:pPr>
+        <w:pStyle w:val="BodyText"/>
+      </w:pPr>
+      <w:r>
+        <w:t xml:space="preserve">ALYA: Врач едет, будет через двенадцать минут. Держите тепло и не отходите от неё. …Она плачет и говорит: «Спасибо, что не кричите».</w:t>
+      </w:r>
+    </w:p>
+    <w:p>
+      <w:pPr>
+        <w:pStyle w:val="BodyText"/>
+      </w:pPr>
+      <w:r>
+        <w:t xml:space="preserve">KIRILL: Можно вопрос? А что это за гель? Мастер знает, чем колола?</w:t>
+      </w:r>
+    </w:p>
+    <w:p>
+      <w:pPr>
+        <w:pStyle w:val="BodyText"/>
+      </w:pPr>
+      <w:r>
+        <w:t xml:space="preserve">ALYA: Мастер говорит, что корейский, «тот самый». У неё есть коробка, и на шприце есть код.</w:t>
+      </w:r>
+    </w:p>
+    <w:p>
+      <w:pPr>
+        <w:pStyle w:val="BodyText"/>
+      </w:pPr>
+      <w:r>
+        <w:t xml:space="preserve">KIRILL: Пусть она сфотографирует код, и мы проверим его прямо сейчас.</w:t>
+      </w:r>
+    </w:p>
+    <w:p>
+      <w:pPr>
+        <w:pStyle w:val="BodyText"/>
+      </w:pPr>
+      <w:r>
+        <w:t xml:space="preserve">ALYA: Фото уже пришло, я отправляю его вам.</w:t>
+      </w:r>
+    </w:p>
+    <w:p>
+      <w:pPr>
+        <w:pStyle w:val="BodyText"/>
+      </w:pPr>
+      <w:r>
+        <w:t xml:space="preserve">KIRILL: Сканирую. Это наш шприц, настоящий: лот двадцать четыре ноль девять, клиника «Дерма-Люкс» в Новосибирске, врач Гусев.</w:t>
+      </w:r>
+    </w:p>
+    <w:p>
+      <w:pPr>
+        <w:pStyle w:val="BodyText"/>
+      </w:pPr>
+      <w:r>
+        <w:t xml:space="preserve">DIMA: Наш гель у мастера, и он из клиники врача, который сдал экзамен в октябре.</w:t>
+      </w:r>
+    </w:p>
+    <w:p>
+      <w:pPr>
+        <w:pStyle w:val="BodyText"/>
+      </w:pPr>
+      <w:r>
+        <w:t xml:space="preserve">ALEKSEY: Значит, врач продаёт наши шприцы мастерам из-под полы, с нашим собственным кодом.</w:t>
+      </w:r>
+    </w:p>
+    <w:p>
+      <w:pPr>
+        <w:pStyle w:val="BodyText"/>
+      </w:pPr>
+      <w:r>
+        <w:t xml:space="preserve">PROKHOROV: Савельев на месте, гиалуронидаза введена, и цвет уже возвращается. Он говорит: «Успели. Без следа будет».</w:t>
+      </w:r>
+    </w:p>
+    <w:p>
+      <w:pPr>
+        <w:pStyle w:val="BodyText"/>
+      </w:pPr>
+      <w:r>
+        <w:t xml:space="preserve">ALYA: Успели, и следа не останется. Зоя Михайловна, у меня до сих пор руки трясутся.</w:t>
+      </w:r>
+    </w:p>
+    <w:p>
+      <w:pPr>
+        <w:pStyle w:val="BodyText"/>
+      </w:pPr>
+      <w:r>
+        <w:t xml:space="preserve">ZOYA: У меня тоже тряслись в первую ночь, и это нормально. Ненормально, когда они перестают трястись.</w:t>
       </w:r>
     </w:p>
     <w:bookmarkEnd w:id="23"/>
@@ -1798,199 +1798,199 @@
         <w:pStyle w:val="FirstParagraph"/>
       </w:pPr>
       <w:r>
-        <w:t xml:space="preserve">DIMA: Гусев. «Дерма-Люкс». Двести шприцев за полгода. Это в три раза больше, чем у других клиник его размера. Я радовался. Я думал: хороший врач, много пациентов, сарафанное радио. Я его даже ставил в пример Кириллу. Теперь понятно, куда шло.</w:t>
-      </w:r>
-    </w:p>
-    <w:p>
-      <w:pPr>
-        <w:pStyle w:val="BodyText"/>
-      </w:pPr>
-      <w:r>
-        <w:t xml:space="preserve">KIRILL: Я проверил все коды из его партий. Двести шприцев. Тридцать шесть уже отсканированы в других городах: Кемерово, Барнаул, Томск. Всё — у мастеров, которые звонили на линию. Каждый раз мы помогали пациентке. И ни разу не посмотрели, откуда шприц.</w:t>
-      </w:r>
-    </w:p>
-    <w:p>
-      <w:pPr>
-        <w:pStyle w:val="BodyText"/>
-      </w:pPr>
-      <w:r>
-        <w:t xml:space="preserve">ALEKSEY: Тридцать шесть. Мастера звонили на линию с кодом, и мы его видели. Но никто не сравнил.</w:t>
-      </w:r>
-    </w:p>
-    <w:p>
-      <w:pPr>
-        <w:pStyle w:val="BodyText"/>
-      </w:pPr>
-      <w:r>
-        <w:t xml:space="preserve">KIRILL: Никто не сравнил. Коды пишутся в разные таблицы. Линия — отдельно. Продажи — отдельно. Я соединил сегодня ночью.</w:t>
-      </w:r>
-    </w:p>
-    <w:p>
-      <w:pPr>
-        <w:pStyle w:val="BodyText"/>
-      </w:pPr>
-      <w:r>
-        <w:t xml:space="preserve">DIMA: Ты не спал?</w:t>
-      </w:r>
-    </w:p>
-    <w:p>
-      <w:pPr>
-        <w:pStyle w:val="BodyText"/>
-      </w:pPr>
-      <w:r>
-        <w:t xml:space="preserve">KIRILL: Спал. Два часа. В валенках. Это засчитывается?</w:t>
-      </w:r>
-    </w:p>
-    <w:p>
-      <w:pPr>
-        <w:pStyle w:val="BodyText"/>
-      </w:pPr>
-      <w:r>
-        <w:t xml:space="preserve">ALEKSEY: Засчитывается. Кирилл, это лучшая работа за всю твою командировку. Даже если ты потеряешь все чеки.</w:t>
-      </w:r>
-    </w:p>
-    <w:p>
-      <w:pPr>
-        <w:pStyle w:val="BodyText"/>
-      </w:pPr>
-      <w:r>
-        <w:t xml:space="preserve">IRINA: Я слышала про чеки. Не теряйте. Алексей, что с Гусевым? Договор позволяет прекратить поставки?</w:t>
-      </w:r>
-    </w:p>
-    <w:p>
-      <w:pPr>
-        <w:pStyle w:val="BodyText"/>
-      </w:pPr>
-      <w:r>
-        <w:t xml:space="preserve">OLGA: Позволяет. Пункт о перепродаже. Шприцы — только для пациентов клиники. Перепродажа — прекращение поставок и отзыв сертификата.</w:t>
-      </w:r>
-    </w:p>
-    <w:p>
-      <w:pPr>
-        <w:pStyle w:val="BodyText"/>
-      </w:pPr>
-      <w:r>
-        <w:t xml:space="preserve">DIMA: А пациентки Гусева? Те, кто ходит к нему честно?</w:t>
-      </w:r>
-    </w:p>
-    <w:p>
-      <w:pPr>
-        <w:pStyle w:val="BodyText"/>
-      </w:pPr>
-      <w:r>
-        <w:t xml:space="preserve">OLGA: Им поможем найти другого врача. Список сертифицированных — открытый.</w:t>
-      </w:r>
-    </w:p>
-    <w:p>
-      <w:pPr>
-        <w:pStyle w:val="BodyText"/>
-      </w:pPr>
-      <w:r>
-        <w:t xml:space="preserve">KORNILOVA: Сертификат — мой. Я его выдала. Я его и отзову. Сама.</w:t>
-      </w:r>
-    </w:p>
-    <w:p>
-      <w:pPr>
-        <w:pStyle w:val="BodyText"/>
-      </w:pPr>
-      <w:r>
-        <w:t xml:space="preserve">PROKHOROV: Подождите. Гусев — мой бывший ординатор. Не Савельев. Другой. Я его знаю восемь лет.</w:t>
-      </w:r>
-    </w:p>
-    <w:p>
-      <w:pPr>
-        <w:pStyle w:val="BodyText"/>
-      </w:pPr>
-      <w:r>
-        <w:t xml:space="preserve">ALEKSEY: Геннадий Ильич, вы хотите, чтобы мы подождали?</w:t>
-      </w:r>
-    </w:p>
-    <w:p>
-      <w:pPr>
-        <w:pStyle w:val="BodyText"/>
-      </w:pPr>
-      <w:r>
-        <w:t xml:space="preserve">PROKHOROV: Нет. Я хочу, чтобы вы отрезали. Сразу. Я хочу сам ему позвонить. Раньше вас. Чтобы он услышал от меня, а не от Москвы. От Москвы он скажет: «Москва давит Сибирь». От меня — не скажет. Ему некуда будет спрятаться. Ни в Сибирь, ни в обиду.</w:t>
-      </w:r>
-    </w:p>
-    <w:p>
-      <w:pPr>
-        <w:pStyle w:val="BodyText"/>
-      </w:pPr>
-      <w:r>
-        <w:t xml:space="preserve">KORNILOVA: Звоните. Потом — я. Потом — письмо Ольги Петровны.</w:t>
-      </w:r>
-    </w:p>
-    <w:p>
-      <w:pPr>
-        <w:pStyle w:val="BodyText"/>
-      </w:pPr>
-      <w:r>
-        <w:t xml:space="preserve">PROKHOROV: Знаете, что самое страшное? Я его учил. Восемь лет назад он был лучшим на курсе. Руки золотые. И голова. А потом — кредит на клинику, ремонт, долги. И тридцать шесть шприцев у мастеров.</w:t>
-      </w:r>
-    </w:p>
-    <w:p>
-      <w:pPr>
-        <w:pStyle w:val="BodyText"/>
-      </w:pPr>
-      <w:r>
-        <w:t xml:space="preserve">DIMA: Долги — не оправдание.</w:t>
-      </w:r>
-    </w:p>
-    <w:p>
-      <w:pPr>
-        <w:pStyle w:val="BodyText"/>
-      </w:pPr>
-      <w:r>
-        <w:t xml:space="preserve">PROKHOROV: Не оправдание. Объяснение. Это разные вещи, молодой человек. Сибирь научит.</w:t>
-      </w:r>
-    </w:p>
-    <w:p>
-      <w:pPr>
-        <w:pStyle w:val="BodyText"/>
-      </w:pPr>
-      <w:r>
-        <w:t xml:space="preserve">KORNILOVA: Объяснение я выслушаю. Потом. Сертификат отзову сейчас.</w:t>
-      </w:r>
-    </w:p>
-    <w:p>
-      <w:pPr>
-        <w:pStyle w:val="BodyText"/>
-      </w:pPr>
-      <w:r>
-        <w:t xml:space="preserve">ALEKSEY: Тогда два решения. Первое — Гусеву поставки прекращаем. Сертификат отзывается. Без исключений. Второе — Кирилл, твою таблицу ставим во все города. Код с линии сразу сравнивается с продажами. Если код всплыл у мастера — звонок нам в тот же день.</w:t>
-      </w:r>
-    </w:p>
-    <w:p>
-      <w:pPr>
-        <w:pStyle w:val="BodyText"/>
-      </w:pPr>
-      <w:r>
-        <w:t xml:space="preserve">KIRILL: В тот же день. Я сделаю. Назову — «Командировка».</w:t>
-      </w:r>
-    </w:p>
-    <w:p>
-      <w:pPr>
-        <w:pStyle w:val="BodyText"/>
-      </w:pPr>
-      <w:r>
-        <w:t xml:space="preserve">IRINA: Почему «Командировка»?</w:t>
-      </w:r>
-    </w:p>
-    <w:p>
-      <w:pPr>
-        <w:pStyle w:val="BodyText"/>
-      </w:pPr>
-      <w:r>
-        <w:t xml:space="preserve">KIRILL: Потому что я её придумал в командировке. И потому что код тоже ездит. Иногда — туда, куда не должен.</w:t>
-      </w:r>
-    </w:p>
-    <w:p>
-      <w:pPr>
-        <w:pStyle w:val="BodyText"/>
-      </w:pPr>
-      <w:r>
-        <w:t xml:space="preserve">OLGA: Название глупое. Оставьте. У нас любят глупые важные слова.</w:t>
+        <w:t xml:space="preserve">DIMA: Гусев из «Дерма-Люкса» взял двести шприцев за полгода, это в три раза больше, чем другие клиники его размера. А я радовался и думал: хороший врач, много пациентов, сарафанное радио. Я даже ставил его в пример Кириллу. Теперь понятно, куда всё это шло.</w:t>
+      </w:r>
+    </w:p>
+    <w:p>
+      <w:pPr>
+        <w:pStyle w:val="BodyText"/>
+      </w:pPr>
+      <w:r>
+        <w:t xml:space="preserve">KIRILL: Я проверил все коды из его партий. Из двухсот шприцев тридцать шесть уже отсканированы в других городах — в Кемерово, Барнауле и Томске, и всё у мастеров, которые звонили на линию. Каждый раз мы помогали пациентке и ни разу не посмотрели, откуда взялся шприц.</w:t>
+      </w:r>
+    </w:p>
+    <w:p>
+      <w:pPr>
+        <w:pStyle w:val="BodyText"/>
+      </w:pPr>
+      <w:r>
+        <w:t xml:space="preserve">ALEKSEY: Тридцать шесть раз мастера звонили на линию с кодом, и мы этот код видели, но никто ничего не сравнил.</w:t>
+      </w:r>
+    </w:p>
+    <w:p>
+      <w:pPr>
+        <w:pStyle w:val="BodyText"/>
+      </w:pPr>
+      <w:r>
+        <w:t xml:space="preserve">KIRILL: Никто не сравнил, потому что коды пишутся в разные таблицы: линия отдельно, продажи отдельно. Я соединил их сегодня ночью.</w:t>
+      </w:r>
+    </w:p>
+    <w:p>
+      <w:pPr>
+        <w:pStyle w:val="BodyText"/>
+      </w:pPr>
+      <w:r>
+        <w:t xml:space="preserve">DIMA: Подожди, так ты вообще не спал этой ночью?</w:t>
+      </w:r>
+    </w:p>
+    <w:p>
+      <w:pPr>
+        <w:pStyle w:val="BodyText"/>
+      </w:pPr>
+      <w:r>
+        <w:t xml:space="preserve">KIRILL: Спал два часа, прямо в валенках. Это засчитывается за сон?</w:t>
+      </w:r>
+    </w:p>
+    <w:p>
+      <w:pPr>
+        <w:pStyle w:val="BodyText"/>
+      </w:pPr>
+      <w:r>
+        <w:t xml:space="preserve">ALEKSEY: Засчитывается. Кирилл, это лучшая работа за всю твою командировку, даже если ты потеряешь все чеки.</w:t>
+      </w:r>
+    </w:p>
+    <w:p>
+      <w:pPr>
+        <w:pStyle w:val="BodyText"/>
+      </w:pPr>
+      <w:r>
+        <w:t xml:space="preserve">IRINA: Я слышала про чеки, так что не теряйте. Алексей, а что с Гусевым? Договор позволяет прекратить поставки?</w:t>
+      </w:r>
+    </w:p>
+    <w:p>
+      <w:pPr>
+        <w:pStyle w:val="BodyText"/>
+      </w:pPr>
+      <w:r>
+        <w:t xml:space="preserve">OLGA: Позволяет, там есть пункт о перепродаже. Шприцы предназначены только для пациентов клиники, а за перепродажу — прекращение поставок и отзыв сертификата.</w:t>
+      </w:r>
+    </w:p>
+    <w:p>
+      <w:pPr>
+        <w:pStyle w:val="BodyText"/>
+      </w:pPr>
+      <w:r>
+        <w:t xml:space="preserve">DIMA: А как же пациентки Гусева, которые ходят к нему честно и ничего не знают?</w:t>
+      </w:r>
+    </w:p>
+    <w:p>
+      <w:pPr>
+        <w:pStyle w:val="BodyText"/>
+      </w:pPr>
+      <w:r>
+        <w:t xml:space="preserve">OLGA: Им мы поможем найти другого врача, ведь список сертифицированных врачей у нас открытый.</w:t>
+      </w:r>
+    </w:p>
+    <w:p>
+      <w:pPr>
+        <w:pStyle w:val="BodyText"/>
+      </w:pPr>
+      <w:r>
+        <w:t xml:space="preserve">KORNILOVA: Сертификат мой: я его выдала, я его и отзову, причём сама.</w:t>
+      </w:r>
+    </w:p>
+    <w:p>
+      <w:pPr>
+        <w:pStyle w:val="BodyText"/>
+      </w:pPr>
+      <w:r>
+        <w:t xml:space="preserve">PROKHOROV: Подождите. Гусев — мой бывший ординатор, не Савельев, а другой. Я знаю его уже восемь лет.</w:t>
+      </w:r>
+    </w:p>
+    <w:p>
+      <w:pPr>
+        <w:pStyle w:val="BodyText"/>
+      </w:pPr>
+      <w:r>
+        <w:t xml:space="preserve">ALEKSEY: Геннадий Ильич, вы хотите, чтобы мы подождали с решением?</w:t>
+      </w:r>
+    </w:p>
+    <w:p>
+      <w:pPr>
+        <w:pStyle w:val="BodyText"/>
+      </w:pPr>
+      <w:r>
+        <w:t xml:space="preserve">PROKHOROV: Нет. Я хочу, чтобы вы отрезали сразу, но сам хочу позвонить ему раньше вас, чтобы он услышал это от меня, а не от Москвы. Если от Москвы, он скажет: «Москва давит Сибирь». А от меня он этого не скажет, и ему некуда будет спрятаться: ни в Сибирь, ни в обиду.</w:t>
+      </w:r>
+    </w:p>
+    <w:p>
+      <w:pPr>
+        <w:pStyle w:val="BodyText"/>
+      </w:pPr>
+      <w:r>
+        <w:t xml:space="preserve">KORNILOVA: Звоните. Потом позвоню я, а потом будет письмо Ольги Петровны.</w:t>
+      </w:r>
+    </w:p>
+    <w:p>
+      <w:pPr>
+        <w:pStyle w:val="BodyText"/>
+      </w:pPr>
+      <w:r>
+        <w:t xml:space="preserve">PROKHOROV: Знаете, что самое страшное? Я его учил. Восемь лет назад он был лучшим на курсе, с золотыми руками и с головой. А потом был кредит на клинику, ремонт, долги, и вот теперь тридцать шесть шприцев у мастеров.</w:t>
+      </w:r>
+    </w:p>
+    <w:p>
+      <w:pPr>
+        <w:pStyle w:val="BodyText"/>
+      </w:pPr>
+      <w:r>
+        <w:t xml:space="preserve">DIMA: Но долги — это всё равно не оправдание, Геннадий Ильич.</w:t>
+      </w:r>
+    </w:p>
+    <w:p>
+      <w:pPr>
+        <w:pStyle w:val="BodyText"/>
+      </w:pPr>
+      <w:r>
+        <w:t xml:space="preserve">PROKHOROV: Не оправдание. Объяснение. Это разные вещи, молодой человек, и Сибирь вас этому научит.</w:t>
+      </w:r>
+    </w:p>
+    <w:p>
+      <w:pPr>
+        <w:pStyle w:val="BodyText"/>
+      </w:pPr>
+      <w:r>
+        <w:t xml:space="preserve">KORNILOVA: Объяснение я выслушаю потом, а сертификат отзову прямо сейчас.</w:t>
+      </w:r>
+    </w:p>
+    <w:p>
+      <w:pPr>
+        <w:pStyle w:val="BodyText"/>
+      </w:pPr>
+      <w:r>
+        <w:t xml:space="preserve">ALEKSEY: Тогда у нас два решения. Первое: Гусеву поставки прекращаем, и сертификат отзывается без исключений. Второе: Кирилл, твою таблицу ставим во все города, чтобы код с линии сразу сравнивался с продажами. Если код всплыл у мастера, нам звонят в тот же день.</w:t>
+      </w:r>
+    </w:p>
+    <w:p>
+      <w:pPr>
+        <w:pStyle w:val="BodyText"/>
+      </w:pPr>
+      <w:r>
+        <w:t xml:space="preserve">KIRILL: В тот же день, я всё сделаю. И назову эту таблицу «Командировка».</w:t>
+      </w:r>
+    </w:p>
+    <w:p>
+      <w:pPr>
+        <w:pStyle w:val="BodyText"/>
+      </w:pPr>
+      <w:r>
+        <w:t xml:space="preserve">IRINA: А почему именно «Командировка», можно узнать?</w:t>
+      </w:r>
+    </w:p>
+    <w:p>
+      <w:pPr>
+        <w:pStyle w:val="BodyText"/>
+      </w:pPr>
+      <w:r>
+        <w:t xml:space="preserve">KIRILL: Потому что я придумал её в командировке, и потому что код тоже ездит, иногда туда, куда не должен.</w:t>
+      </w:r>
+    </w:p>
+    <w:p>
+      <w:pPr>
+        <w:pStyle w:val="BodyText"/>
+      </w:pPr>
+      <w:r>
+        <w:t xml:space="preserve">OLGA: Название глупое, но оставьте его. У нас любят глупые важные слова.</w:t>
       </w:r>
     </w:p>
     <w:bookmarkEnd w:id="24"/>
@@ -2008,119 +2008,119 @@
         <w:pStyle w:val="FirstParagraph"/>
       </w:pPr>
       <w:r>
-        <w:t xml:space="preserve">IRINA: Кирилл. Отчёт. Сколько чеков?</w:t>
-      </w:r>
-    </w:p>
-    <w:p>
-      <w:pPr>
-        <w:pStyle w:val="BodyText"/>
-      </w:pPr>
-      <w:r>
-        <w:t xml:space="preserve">KIRILL: Двадцать три. Гостиница, такси, обеды. И один — чай с Семёнычем. Сто рублей. Это считается?</w:t>
-      </w:r>
-    </w:p>
-    <w:p>
-      <w:pPr>
-        <w:pStyle w:val="BodyText"/>
-      </w:pPr>
-      <w:r>
-        <w:t xml:space="preserve">IRINA: Чай с точкой передачи номер три? Считается. Это деловая встреча.</w:t>
-      </w:r>
-    </w:p>
-    <w:p>
-      <w:pPr>
-        <w:pStyle w:val="BodyText"/>
-      </w:pPr>
-      <w:r>
-        <w:t xml:space="preserve">DIMA: Ирина Сергеевна, а суточные — семьсот рублей. В Новосибирске обед — восемьсот.</w:t>
-      </w:r>
-    </w:p>
-    <w:p>
-      <w:pPr>
-        <w:pStyle w:val="BodyText"/>
-      </w:pPr>
-      <w:r>
-        <w:t xml:space="preserve">IRINA: Значит, ешь в аэропорту меньше. Или проси Прохорова накормить. Сибиряки кормят.</w:t>
-      </w:r>
-    </w:p>
-    <w:p>
-      <w:pPr>
-        <w:pStyle w:val="BodyText"/>
-      </w:pPr>
-      <w:r>
-        <w:t xml:space="preserve">PROKHOROV: Кормят. Я слышу. Воронцов, Гусеву я позвонил. Утром, в семь, до работы. Он молчал две минуты. Я тоже молчал. Потом он сказал: «Я знал, что вы узнаете первым». Голос у него был, как у ординатора на первом дежурстве.</w:t>
-      </w:r>
-    </w:p>
-    <w:p>
-      <w:pPr>
-        <w:pStyle w:val="BodyText"/>
-      </w:pPr>
-      <w:r>
-        <w:t xml:space="preserve">ALEKSEY: Что вы ему ответили?</w:t>
-      </w:r>
-    </w:p>
-    <w:p>
-      <w:pPr>
-        <w:pStyle w:val="BodyText"/>
-      </w:pPr>
-      <w:r>
-        <w:t xml:space="preserve">PROKHOROV: Сказал: «Нет. Я узнал вторым. Первым узнал код». Приезжайте летом. Сибирь летом — другая.</w:t>
-      </w:r>
-    </w:p>
-    <w:p>
-      <w:pPr>
-        <w:pStyle w:val="BodyText"/>
-      </w:pPr>
-      <w:r>
-        <w:t xml:space="preserve">ALEKSEY: А дистрибьютор, Геннадий Ильич? Вы обещали подумать.</w:t>
-      </w:r>
-    </w:p>
-    <w:p>
-      <w:pPr>
-        <w:pStyle w:val="BodyText"/>
-      </w:pPr>
-      <w:r>
-        <w:t xml:space="preserve">PROKHOROV: Кедров. «Обь-Фарм». Склад есть. Журнал — с прошлого года. Пусть учится на Урале. У Заводчикова.</w:t>
-      </w:r>
-    </w:p>
-    <w:p>
-      <w:pPr>
-        <w:pStyle w:val="BodyText"/>
-      </w:pPr>
-      <w:r>
-        <w:t xml:space="preserve">ALEKSEY: С Заводчиковым? Вы знаете Заводчикова?</w:t>
-      </w:r>
-    </w:p>
-    <w:p>
-      <w:pPr>
-        <w:pStyle w:val="BodyText"/>
-      </w:pPr>
-      <w:r>
-        <w:t xml:space="preserve">PROKHOROV: Кто его не знает? Мы в две тысячи девятом вместе вакцину спасали. Ту, что не спасли. Шестьсот ампул, для Томска. Я тогда был в облздраве, он — на складе. Он потом пил неделю, а я — две. Он построил бокс. А я ушёл в клинику.</w:t>
-      </w:r>
-    </w:p>
-    <w:p>
-      <w:pPr>
-        <w:pStyle w:val="BodyText"/>
-      </w:pPr>
-      <w:r>
-        <w:t xml:space="preserve">KORNILOVA: Март. Двенадцать врачей. Первая командировка. Билет уже есть.</w:t>
-      </w:r>
-    </w:p>
-    <w:p>
-      <w:pPr>
-        <w:pStyle w:val="BodyText"/>
-      </w:pPr>
-      <w:r>
-        <w:t xml:space="preserve">ALEKSEY: Март. Я полечу с вами. Хочу видеть первый сибирский экзамен.</w:t>
-      </w:r>
-    </w:p>
-    <w:p>
-      <w:pPr>
-        <w:pStyle w:val="BodyText"/>
-      </w:pPr>
-      <w:r>
-        <w:t xml:space="preserve">KIRILL: Следующая — Владивосток. Ткач написал: «Приезжайте в феврале. Море замёрзло. Красиво. И Корея — рядом».</w:t>
+        <w:t xml:space="preserve">IRINA: Кирилл, теперь отчёт. Сколько у тебя набралось чеков за поездку?</w:t>
+      </w:r>
+    </w:p>
+    <w:p>
+      <w:pPr>
+        <w:pStyle w:val="BodyText"/>
+      </w:pPr>
+      <w:r>
+        <w:t xml:space="preserve">KIRILL: Двадцать три: гостиница, такси и обеды. И ещё один за чай с Семёнычем, сто рублей. Это считается?</w:t>
+      </w:r>
+    </w:p>
+    <w:p>
+      <w:pPr>
+        <w:pStyle w:val="BodyText"/>
+      </w:pPr>
+      <w:r>
+        <w:t xml:space="preserve">IRINA: Чай с точкой передачи номер три? Считается, ведь это была деловая встреча.</w:t>
+      </w:r>
+    </w:p>
+    <w:p>
+      <w:pPr>
+        <w:pStyle w:val="BodyText"/>
+      </w:pPr>
+      <w:r>
+        <w:t xml:space="preserve">DIMA: Ирина Сергеевна, но суточные у нас семьсот рублей, а обед в Новосибирске стоит восемьсот.</w:t>
+      </w:r>
+    </w:p>
+    <w:p>
+      <w:pPr>
+        <w:pStyle w:val="BodyText"/>
+      </w:pPr>
+      <w:r>
+        <w:t xml:space="preserve">IRINA: Значит, в аэропорту ешь поменьше, или попроси Прохорова тебя накормить. Сибиряки всегда кормят.</w:t>
+      </w:r>
+    </w:p>
+    <w:p>
+      <w:pPr>
+        <w:pStyle w:val="BodyText"/>
+      </w:pPr>
+      <w:r>
+        <w:t xml:space="preserve">PROKHOROV: Кормят, я всё слышу. Воронцов, Гусеву я позвонил утром в семь, ещё до работы. Он молчал две минуты, и я тоже молчал. Потом он сказал: «Я знал, что вы узнаете первым». И голос у него был, как у ординатора на первом дежурстве.</w:t>
+      </w:r>
+    </w:p>
+    <w:p>
+      <w:pPr>
+        <w:pStyle w:val="BodyText"/>
+      </w:pPr>
+      <w:r>
+        <w:t xml:space="preserve">ALEKSEY: И что вы ему на это ответили?</w:t>
+      </w:r>
+    </w:p>
+    <w:p>
+      <w:pPr>
+        <w:pStyle w:val="BodyText"/>
+      </w:pPr>
+      <w:r>
+        <w:t xml:space="preserve">PROKHOROV: Я сказал: «Нет. Я узнал вторым. Первым узнал код». А вы приезжайте летом, Сибирь летом совсем другая.</w:t>
+      </w:r>
+    </w:p>
+    <w:p>
+      <w:pPr>
+        <w:pStyle w:val="BodyText"/>
+      </w:pPr>
+      <w:r>
+        <w:t xml:space="preserve">ALEKSEY: А что с дистрибьютором, Геннадий Ильич? Вы ведь обещали подумать.</w:t>
+      </w:r>
+    </w:p>
+    <w:p>
+      <w:pPr>
+        <w:pStyle w:val="BodyText"/>
+      </w:pPr>
+      <w:r>
+        <w:t xml:space="preserve">PROKHOROV: Кедров из «Обь-Фарма». Склад у него есть, а журнал ведётся с прошлого года. Пусть поучится на Урале, у Заводчикова.</w:t>
+      </w:r>
+    </w:p>
+    <w:p>
+      <w:pPr>
+        <w:pStyle w:val="BodyText"/>
+      </w:pPr>
+      <w:r>
+        <w:t xml:space="preserve">ALEKSEY: У Заводчикова? Вы что, знаете Заводчикова?</w:t>
+      </w:r>
+    </w:p>
+    <w:p>
+      <w:pPr>
+        <w:pStyle w:val="BodyText"/>
+      </w:pPr>
+      <w:r>
+        <w:t xml:space="preserve">PROKHOROV: А кто его не знает? В две тысячи девятом мы вместе спасали вакцину, ту самую, которую не спасли: шестьсот ампул для Томска. Я тогда работал в облздраве, а он на складе. Он потом пил неделю, а я две. Он построил бокс, а я ушёл в клинику.</w:t>
+      </w:r>
+    </w:p>
+    <w:p>
+      <w:pPr>
+        <w:pStyle w:val="BodyText"/>
+      </w:pPr>
+      <w:r>
+        <w:t xml:space="preserve">KORNILOVA: Значит, в марте двенадцать врачей и моя первая командировка. Билет у меня уже есть.</w:t>
+      </w:r>
+    </w:p>
+    <w:p>
+      <w:pPr>
+        <w:pStyle w:val="BodyText"/>
+      </w:pPr>
+      <w:r>
+        <w:t xml:space="preserve">ALEKSEY: В марте я полечу с вами, потому что хочу увидеть первый сибирский экзамен.</w:t>
+      </w:r>
+    </w:p>
+    <w:p>
+      <w:pPr>
+        <w:pStyle w:val="BodyText"/>
+      </w:pPr>
+      <w:r>
+        <w:t xml:space="preserve">KIRILL: А следующий у нас Владивосток. Ткач написал: «Приезжайте в феврале. Море замёрзло, красиво, и Корея рядом».</w:t>
       </w:r>
     </w:p>
     <w:p>
@@ -3035,7 +3035,7 @@
         <w:t xml:space="preserve">“</w:t>
       </w:r>
       <w:r>
-        <w:t xml:space="preserve">Нет. Я хочу, чтобы вы отрезали. Сразу. Я хочу сам ему позвонить. Раньше вас. Чтобы он услышал от меня, а не от Москвы. От Москвы он скажет: «Москва давит Сибирь». От меня — не скажет. Ему некуда будет спрятаться. Ни в Сибирь, ни в обиду.</w:t>
+        <w:t xml:space="preserve">Нет. Я хочу, чтобы вы отрезали сразу, но сам хочу позвонить ему раньше вас, чтобы он услышал это от меня, а не от Москвы. Если от Москвы, он скажет: «Москва давит Сибирь». А от меня он этого не скажет, и ему некуда будет спрятаться: ни в Сибирь, ни в обиду.</w:t>
       </w:r>
       <w:r>
         <w:t xml:space="preserve">”</w:t>
@@ -3115,19 +3115,19 @@
               <w:jc w:val="left"/>
             </w:pPr>
             <w:r>
-              <w:t xml:space="preserve">Я хочу, чтобы вы отрезали. Сразу.</w:t>
-            </w:r>
-          </w:p>
-        </w:tc>
-        <w:tc>
-          <w:tcPr/>
-          <w:p>
-            <w:pPr>
-              <w:pStyle w:val="Compact"/>
-              <w:jc w:val="left"/>
-            </w:pPr>
-            <w:r>
-              <w:t xml:space="preserve">хотеть, чтобы + 과거</w:t>
+              <w:t xml:space="preserve">Я хочу, чтобы вы отрезали сразу…</w:t>
+            </w:r>
+          </w:p>
+        </w:tc>
+        <w:tc>
+          <w:tcPr/>
+          <w:p>
+            <w:pPr>
+              <w:pStyle w:val="Compact"/>
+              <w:jc w:val="left"/>
+            </w:pPr>
+            <w:r>
+              <w:t xml:space="preserve">хотеть, чтобы + 과거(주어가 다를 때)</w:t>
             </w:r>
           </w:p>
         </w:tc>
@@ -3153,19 +3153,19 @@
               <w:jc w:val="left"/>
             </w:pPr>
             <w:r>
-              <w:t xml:space="preserve">Я хочу сам ему позвонить. Раньше вас.</w:t>
-            </w:r>
-          </w:p>
-        </w:tc>
-        <w:tc>
-          <w:tcPr/>
-          <w:p>
-            <w:pPr>
-              <w:pStyle w:val="Compact"/>
-              <w:jc w:val="left"/>
-            </w:pPr>
-            <w:r>
-              <w:t xml:space="preserve">주어 같으면 원형</w:t>
+              <w:t xml:space="preserve">…но сам хочу позвонить ему раньше вас…</w:t>
+            </w:r>
+          </w:p>
+        </w:tc>
+        <w:tc>
+          <w:tcPr/>
+          <w:p>
+            <w:pPr>
+              <w:pStyle w:val="Compact"/>
+              <w:jc w:val="left"/>
+            </w:pPr>
+            <w:r>
+              <w:t xml:space="preserve">주어 같으면 원형, раньше + 생격</w:t>
             </w:r>
           </w:p>
         </w:tc>
@@ -3191,7 +3191,7 @@
               <w:jc w:val="left"/>
             </w:pPr>
             <w:r>
-              <w:t xml:space="preserve">Чтобы он услышал от меня, а не от Москвы.</w:t>
+              <w:t xml:space="preserve">…чтобы он услышал это от меня, а не от Москвы.</w:t>
             </w:r>
           </w:p>
         </w:tc>
@@ -3229,19 +3229,19 @@
               <w:jc w:val="left"/>
             </w:pPr>
             <w:r>
-              <w:t xml:space="preserve">От Москвы он скажет… От меня — не скажет.</w:t>
-            </w:r>
-          </w:p>
-        </w:tc>
-        <w:tc>
-          <w:tcPr/>
-          <w:p>
-            <w:pPr>
-              <w:pStyle w:val="Compact"/>
-              <w:jc w:val="left"/>
-            </w:pPr>
-            <w:r>
-              <w:t xml:space="preserve">대구</w:t>
+              <w:t xml:space="preserve">Если от Москвы, он скажет… А от меня он этого не скажет…</w:t>
+            </w:r>
+          </w:p>
+        </w:tc>
+        <w:tc>
+          <w:tcPr/>
+          <w:p>
+            <w:pPr>
+              <w:pStyle w:val="Compact"/>
+              <w:jc w:val="left"/>
+            </w:pPr>
+            <w:r>
+              <w:t xml:space="preserve">생략 조건문 + 대구</w:t>
             </w:r>
           </w:p>
         </w:tc>
@@ -3267,19 +3267,19 @@
               <w:jc w:val="left"/>
             </w:pPr>
             <w:r>
-              <w:t xml:space="preserve">Ему некуда будет спрятаться. Ни в…, ни в…</w:t>
-            </w:r>
-          </w:p>
-        </w:tc>
-        <w:tc>
-          <w:tcPr/>
-          <w:p>
-            <w:pPr>
-              <w:pStyle w:val="Compact"/>
-              <w:jc w:val="left"/>
-            </w:pPr>
-            <w:r>
-              <w:t xml:space="preserve">некуда + 여격 + 원형</w:t>
+              <w:t xml:space="preserve">…ему некуда будет спрятаться: ни в Сибирь, ни в обиду.</w:t>
+            </w:r>
+          </w:p>
+        </w:tc>
+        <w:tc>
+          <w:tcPr/>
+          <w:p>
+            <w:pPr>
+              <w:pStyle w:val="Compact"/>
+              <w:jc w:val="left"/>
+            </w:pPr>
+            <w:r>
+              <w:t xml:space="preserve">некуда + 여격 + 원형, ни… ни</w:t>
             </w:r>
           </w:p>
         </w:tc>
@@ -3303,7 +3303,7 @@
         <w:t xml:space="preserve">“</w:t>
       </w:r>
       <w:r>
-        <w:t xml:space="preserve">Я хочу, чтобы вы… Я хочу сам… Чтобы он услышал от…, а не от… Ему некуда будет…</w:t>
+        <w:t xml:space="preserve">Я хочу, чтобы вы…, но сам хочу…, чтобы он услышал… от…, а не от… Если от…, он скажет… А от меня… и ему некуда будет…</w:t>
       </w:r>
       <w:r>
         <w:t xml:space="preserve">”</w:t>
@@ -3322,7 +3322,7 @@
         <w:t xml:space="preserve"> </w:t>
       </w:r>
       <w:r>
-        <w:t xml:space="preserve">чтобы · а не · ни… ни</w:t>
+        <w:t xml:space="preserve">чтобы · но · а не · если · ни… ни</w:t>
       </w:r>
       <w:r>
         <w:t xml:space="preserve"> </w:t>
@@ -3356,7 +3356,7 @@
         <w:t xml:space="preserve"> </w:t>
       </w:r>
       <w:r>
-        <w:t xml:space="preserve">전하겠다고 상대를 설득하는 말을 30~40단어로.</w:t>
+        <w:t xml:space="preserve">전하겠다고 상대를 설득하는 말을 35~60단어로.</w:t>
       </w:r>
     </w:p>
     <w:bookmarkEnd w:id="30"/>
@@ -3835,119 +3835,119 @@
         <w:pStyle w:val="FirstParagraph"/>
       </w:pPr>
       <w:r>
-        <w:t xml:space="preserve">키릴: 영하 35도. 디마, 장갑 벗지 마요. 전화할 때도.</w:t>
-      </w:r>
-    </w:p>
-    <w:p>
-      <w:pPr>
-        <w:pStyle w:val="BodyText"/>
-      </w:pPr>
-      <w:r>
-        <w:t xml:space="preserve">디마: 난 야로슬라블 출신이야. 추위가 뭔지 알아.</w:t>
-      </w:r>
-    </w:p>
-    <w:p>
-      <w:pPr>
-        <w:pStyle w:val="BodyText"/>
-      </w:pPr>
-      <w:r>
-        <w:t xml:space="preserve">키릴: 야로슬라블에서 영하 20도는 — 뉴스예요. 여기서 영하 35도는 — 화요일이고요.</w:t>
-      </w:r>
-    </w:p>
-    <w:p>
-      <w:pPr>
-        <w:pStyle w:val="BodyText"/>
-      </w:pPr>
-      <w:r>
-        <w:t xml:space="preserve">디마: 그거 네가 지침에 쓴 거야? 멋지네. 우리 상자는 어디 있어?</w:t>
-      </w:r>
-    </w:p>
-    <w:p>
-      <w:pPr>
-        <w:pStyle w:val="BodyText"/>
-      </w:pPr>
-      <w:r>
-        <w:t xml:space="preserve">키릴: 지금요. 화물 터미널. 인계 지점 3번. 저기 있네. 세묘니치!</w:t>
-      </w:r>
-    </w:p>
-    <w:p>
-      <w:pPr>
-        <w:pStyle w:val="BodyText"/>
-      </w:pPr>
-      <w:r>
-        <w:t xml:space="preserve">세묘니치: 키릴! 왔구나! 상자는 — 여기, 난방 부스에. 비행기에서 12분. 내가 쟀어.</w:t>
-      </w:r>
-    </w:p>
-    <w:p>
-      <w:pPr>
-        <w:pStyle w:val="BodyText"/>
-      </w:pPr>
-      <w:r>
-        <w:t xml:space="preserve">키릴: 12분. 한도는 30분. 고마워요, 세묘니치. 서명해 주세요. 시간, 온도.</w:t>
-      </w:r>
-    </w:p>
-    <w:p>
-      <w:pPr>
-        <w:pStyle w:val="BodyText"/>
-      </w:pPr>
-      <w:r>
-        <w:t xml:space="preserve">세묘니치: 서명하지. 키릴, 30년 동안 날 「하역원들」이라고 불렀어. 그런데 너희 서류엔 — 「세묘노프 표트르 세묘노비치」. 그리고 전화번호.</w:t>
-      </w:r>
-    </w:p>
-    <w:p>
-      <w:pPr>
-        <w:pStyle w:val="BodyText"/>
-      </w:pPr>
-      <w:r>
-        <w:t xml:space="preserve">디마: 그래서 뭐가 달라졌어요?</w:t>
-      </w:r>
-    </w:p>
-    <w:p>
-      <w:pPr>
-        <w:pStyle w:val="BodyText"/>
-      </w:pPr>
-      <w:r>
-        <w:t xml:space="preserve">세묘니치: 애들이 이제 너희 상자 옆에서 담배를 안 피워. 「세묘니치 상자」래. 사람들 보기 민망하다고.</w:t>
-      </w:r>
-    </w:p>
-    <w:p>
-      <w:pPr>
-        <w:pStyle w:val="BodyText"/>
-      </w:pPr>
-      <w:r>
-        <w:t xml:space="preserve">키릴: 그게 지침에 있던 거예요. 「하역원들」 대신 이름.</w:t>
-      </w:r>
-    </w:p>
-    <w:p>
-      <w:pPr>
-        <w:pStyle w:val="BodyText"/>
-      </w:pPr>
-      <w:r>
-        <w:t xml:space="preserve">이리나: 디마, 키릴, 좋은 아침. 여긴 거의 새벽 3시지만 안 자고 있어요. 출장 얘기 다시 할게요. 일당 — 하루 700루블. 영수증은 전부 봉투에, 차 한 잔까지. 보고서는 — 돌아오고 사흘 안에. 안 낸 사람은 — 자기 돈으로.</w:t>
-      </w:r>
-    </w:p>
-    <w:p>
-      <w:pPr>
-        <w:pStyle w:val="BodyText"/>
-      </w:pPr>
-      <w:r>
-        <w:t xml:space="preserve">디마: 이리나 세르게예브나, 영수증 얘기하려고 새벽 3시에 일어나셨어요?</w:t>
-      </w:r>
-    </w:p>
-    <w:p>
-      <w:pPr>
-        <w:pStyle w:val="BodyText"/>
-      </w:pPr>
-      <w:r>
-        <w:t xml:space="preserve">이리나: 여러분이 도착해서 일어난 거예요. 영수증은 — 덤이고. 키릴, 첫 출장이죠. 봉투 있어요?</w:t>
-      </w:r>
-    </w:p>
-    <w:p>
-      <w:pPr>
-        <w:pStyle w:val="BodyText"/>
-      </w:pPr>
-      <w:r>
-        <w:t xml:space="preserve">키릴: 있어요. 엄마가 줬어요. 「영수증」이라고 써서. 엄마도 회계사예요.</w:t>
+        <w:t xml:space="preserve">키릴: 여긴 영하 35도니까, 디마, 장갑 벗지 마요. 전화 받을 때도요.</w:t>
+      </w:r>
+    </w:p>
+    <w:p>
+      <w:pPr>
+        <w:pStyle w:val="BodyText"/>
+      </w:pPr>
+      <w:r>
+        <w:t xml:space="preserve">디마: 키릴, 난 야로슬라블 출신이야. 추위가 뭔지 아주 잘 알아.</w:t>
+      </w:r>
+    </w:p>
+    <w:p>
+      <w:pPr>
+        <w:pStyle w:val="BodyText"/>
+      </w:pPr>
+      <w:r>
+        <w:t xml:space="preserve">키릴: 야로슬라블에서 영하 20도는 뉴스지만, 여기서 영하 35도는 그냥 평범한 화요일이에요.</w:t>
+      </w:r>
+    </w:p>
+    <w:p>
+      <w:pPr>
+        <w:pStyle w:val="BodyText"/>
+      </w:pPr>
+      <w:r>
+        <w:t xml:space="preserve">디마: 그거 네 지침서에 그렇게 쓴 거야? 멋지네. 그런데 우리 상자는 어디 있어?</w:t>
+      </w:r>
+    </w:p>
+    <w:p>
+      <w:pPr>
+        <w:pStyle w:val="BodyText"/>
+      </w:pPr>
+      <w:r>
+        <w:t xml:space="preserve">키릴: 곧 보여요. 여기가 화물 터미널, 인계 지점 3번이고, 저기 그분이 계시네요. 세묘니치!</w:t>
+      </w:r>
+    </w:p>
+    <w:p>
+      <w:pPr>
+        <w:pStyle w:val="BodyText"/>
+      </w:pPr>
+      <w:r>
+        <w:t xml:space="preserve">세묘니치: 키릴, 왔구나! 너희 상자는 여기, 난방 부스에 있어. 비행기에서 부스까지 12분, 내가 직접 쟀어.</w:t>
+      </w:r>
+    </w:p>
+    <w:p>
+      <w:pPr>
+        <w:pStyle w:val="BodyText"/>
+      </w:pPr>
+      <w:r>
+        <w:t xml:space="preserve">키릴: 한도 30분에 12분이네요. 고마워요, 세묘니치. 서명해 주시고 시간과 온도도 적어 주세요.</w:t>
+      </w:r>
+    </w:p>
+    <w:p>
+      <w:pPr>
+        <w:pStyle w:val="BodyText"/>
+      </w:pPr>
+      <w:r>
+        <w:t xml:space="preserve">세묘니치: 서명할게. 있잖아 키릴, 30년 동안 날 그냥 「인부들」이라고 불렀는데, 너희 서류엔 「표트르 세묘노비치 세묘노프」라고 쓰여 있고 전화번호까지 있어.</w:t>
+      </w:r>
+    </w:p>
+    <w:p>
+      <w:pPr>
+        <w:pStyle w:val="BodyText"/>
+      </w:pPr>
+      <w:r>
+        <w:t xml:space="preserve">디마: 그래서 일하는 데 뭐가 달라졌어요?</w:t>
+      </w:r>
+    </w:p>
+    <w:p>
+      <w:pPr>
+        <w:pStyle w:val="BodyText"/>
+      </w:pPr>
+      <w:r>
+        <w:t xml:space="preserve">세묘니치: 애들이 이제 너희 상자 옆에서 담배를 안 피워. 「이건 세묘니치 상자야」 하면서, 사람들 보기 민망하대.</w:t>
+      </w:r>
+    </w:p>
+    <w:p>
+      <w:pPr>
+        <w:pStyle w:val="BodyText"/>
+      </w:pPr>
+      <w:r>
+        <w:t xml:space="preserve">키릴: 그게 바로 지침에 있던 거예요. 「인부들」이라는 말 대신 이름을 쓰는 거요.</w:t>
+      </w:r>
+    </w:p>
+    <w:p>
+      <w:pPr>
+        <w:pStyle w:val="BodyText"/>
+      </w:pPr>
+      <w:r>
+        <w:t xml:space="preserve">이리나: 디마, 키릴, 좋은 아침이에요. 여긴 거의 새벽 3시지만 안 자고 있어요. 출장 얘기를 상기시키고 싶어서요. 일당은 하루 700루블. 영수증은 전부 봉투에, 차값까지요. 보고서는 귀환 후 사흘 안에, 제때 안 내면 본인 부담이에요.</w:t>
+      </w:r>
+    </w:p>
+    <w:p>
+      <w:pPr>
+        <w:pStyle w:val="BodyText"/>
+      </w:pPr>
+      <w:r>
+        <w:t xml:space="preserve">디마: 이리나 세르게예브나, 정말 영수증 얘기 하려고 새벽 3시에 일어나신 거예요?</w:t>
+      </w:r>
+    </w:p>
+    <w:p>
+      <w:pPr>
+        <w:pStyle w:val="BodyText"/>
+      </w:pPr>
+      <w:r>
+        <w:t xml:space="preserve">이리나: 여러분이 도착해서 일어난 거고, 영수증은 덤이에요. 키릴, 첫 출장이죠. 봉투 있어요?</w:t>
+      </w:r>
+    </w:p>
+    <w:p>
+      <w:pPr>
+        <w:pStyle w:val="BodyText"/>
+      </w:pPr>
+      <w:r>
+        <w:t xml:space="preserve">키릴: 있어요. 엄마가 「영수증」이라고 써서 주셨어요. 엄마도 회계사거든요.</w:t>
       </w:r>
     </w:p>
     <w:bookmarkEnd w:id="33"/>
@@ -3965,279 +3965,279 @@
         <w:pStyle w:val="FirstParagraph"/>
       </w:pPr>
       <w:r>
-        <w:t xml:space="preserve">코르닐로바: …그리고 마지막 슬라이드. 합병증은 기다려 주지 않아요. 흰 반점 — 20분. 그러니 의사는 20분 거리에 있어야 해요. 감사합니다.</w:t>
-      </w:r>
-    </w:p>
-    <w:p>
-      <w:pPr>
-        <w:pStyle w:val="BodyText"/>
-      </w:pPr>
-      <w:r>
-        <w:t xml:space="preserve">프로호로프: 프로호로프. 톰스크. 옐레나 빅토로브나, 질문 있어요. 불편한 거 해도 될까요?</w:t>
-      </w:r>
-    </w:p>
-    <w:p>
-      <w:pPr>
-        <w:pStyle w:val="BodyText"/>
-      </w:pPr>
-      <w:r>
-        <w:t xml:space="preserve">코르닐로바: 편한 질문은 싫어해요. 하세요.</w:t>
-      </w:r>
-    </w:p>
-    <w:p>
-      <w:pPr>
-        <w:pStyle w:val="BodyText"/>
-      </w:pPr>
-      <w:r>
-        <w:t xml:space="preserve">프로호로프: 20분. 멋지네요. 모스크바에선. 그런데 내 환자들은 콜파셰보에서 와요. 겨울 얼음길로 300킬로미터. 폐색이 뭔지 아는 가장 가까운 의사까지 — 다섯 시간. 당신의 20분은 — 동화예요. 모스크바 동화.</w:t>
-      </w:r>
-    </w:p>
-    <w:p>
-      <w:pPr>
-        <w:pStyle w:val="BodyText"/>
-      </w:pPr>
-      <w:r>
-        <w:t xml:space="preserve">코르닐로바: 동화가 아니에요. 기준이에요. 콜파셰보에 기준이 없다고 기준이 틀린 건 아니죠.</w:t>
-      </w:r>
-    </w:p>
-    <w:p>
-      <w:pPr>
-        <w:pStyle w:val="BodyText"/>
-      </w:pPr>
-      <w:r>
-        <w:t xml:space="preserve">프로호로프: 그건 기준이 모스크바용이라는 뜻이에요. 시베리아는 모스크바가 아니에요. 여긴 규칙이 달라요.</w:t>
-      </w:r>
-    </w:p>
-    <w:p>
-      <w:pPr>
-        <w:pStyle w:val="BodyText"/>
-      </w:pPr>
-      <w:r>
-        <w:t xml:space="preserve">알렉세이: 겐나디 일리치, 보론초프, 「모스트」입니다. 거리 문제는 제가 답해도 될까요?</w:t>
-      </w:r>
-    </w:p>
-    <w:p>
-      <w:pPr>
-        <w:pStyle w:val="BodyText"/>
-      </w:pPr>
-      <w:r>
-        <w:t xml:space="preserve">프로호로프: 하세요. 슬라이드 없이. 여기선 슬라이드가 몸을 안 녹여 줘요.</w:t>
-      </w:r>
-    </w:p>
-    <w:p>
-      <w:pPr>
-        <w:pStyle w:val="BodyText"/>
-      </w:pPr>
-      <w:r>
-        <w:t xml:space="preserve">알렉세이: 슬라이드 없이. 우린 콜파셰보에 안 팔아요. 그리고 안 팔 거예요, 거기 시험을 통과한 의사가 생길 때까지. 20분이 없는 곳엔 — 우리 젤도 없어요. 이게 우리 규칙이고, 우리한테 비싸게 먹혀요. 매일 돈을 잃고 있어요.</w:t>
-      </w:r>
-    </w:p>
-    <w:p>
-      <w:pPr>
-        <w:pStyle w:val="BodyText"/>
-      </w:pPr>
-      <w:r>
-        <w:t xml:space="preserve">프로호로프: 그럼 거긴 회색 젤이 들어가겠죠. 마스터들은 콜파셰보에서도 놓아요. 알고 있어요?</w:t>
-      </w:r>
-    </w:p>
-    <w:p>
-      <w:pPr>
-        <w:pStyle w:val="BodyText"/>
-      </w:pPr>
-      <w:r>
-        <w:t xml:space="preserve">알렉세이: 알아요. 그래서 마스터들에게 위험을 보는 법을 가르쳐요. 무료로. 그리고 상담선 번호를 줘요. 이번 달부터 — 노보시비르스크 시간으로.</w:t>
-      </w:r>
-    </w:p>
-    <w:p>
-      <w:pPr>
-        <w:pStyle w:val="BodyText"/>
-      </w:pPr>
-      <w:r>
-        <w:t xml:space="preserve">프로호로프: 상담선. 전화. 그럼 손은요? 밤에 300킬로미터를 누가 와요?</w:t>
-      </w:r>
-    </w:p>
-    <w:p>
-      <w:pPr>
-        <w:pStyle w:val="BodyText"/>
-      </w:pPr>
-      <w:r>
-        <w:t xml:space="preserve">코르닐로바: 겐나디 일리치, 지금은 누가 와요?</w:t>
-      </w:r>
-    </w:p>
-    <w:p>
-      <w:pPr>
-        <w:pStyle w:val="BodyText"/>
-      </w:pPr>
-      <w:r>
-        <w:t xml:space="preserve">프로호로프: 아무도요. 아침에 나한테 실어 와요. 실어 올 수 있다면.</w:t>
-      </w:r>
-    </w:p>
-    <w:p>
-      <w:pPr>
-        <w:pStyle w:val="BodyText"/>
-      </w:pPr>
-      <w:r>
-        <w:t xml:space="preserve">코르닐로바: 그럼 지금은 — 다섯 시간. 그리고 「만약」. 상담선이 있으면 적어도 첫 한 시간은 있어요. 히알루로니다아제 — 있다면, 온찜질, 마사지, 전화. 20분은 아니에요, 인정해요. 하지만 「만약」보다는 나아요. 그리고 「만약」은 내 직업에서 가장 무서운 말이에요.</w:t>
-      </w:r>
-    </w:p>
-    <w:p>
-      <w:pPr>
-        <w:pStyle w:val="BodyText"/>
-      </w:pPr>
-      <w:r>
-        <w:t xml:space="preserve">프로호로프: 낫죠. 동의해요. 하지만 우리 쪽엔 의사가 적어요. 「모스트」가 과정을 주세요. 영상으로. 우리가 알아서 배울게요. 시베리아 사람들은 고집이 세요.</w:t>
-      </w:r>
-    </w:p>
-    <w:p>
-      <w:pPr>
-        <w:pStyle w:val="BodyText"/>
-      </w:pPr>
-      <w:r>
-        <w:t xml:space="preserve">코르닐로바: 영상은 — 안 돼요. 시험은 — 손으로만. 내 앞에서만.</w:t>
-      </w:r>
-    </w:p>
-    <w:p>
-      <w:pPr>
-        <w:pStyle w:val="BodyText"/>
-      </w:pPr>
-      <w:r>
-        <w:t xml:space="preserve">프로호로프: 그럼 톰스크 의사가 전부 모스크바로 날아가야 해요? 네 시간이에요. 그리고 환자 없는 일주일.</w:t>
-      </w:r>
-    </w:p>
-    <w:p>
-      <w:pPr>
-        <w:pStyle w:val="BodyText"/>
-      </w:pPr>
-      <w:r>
-        <w:t xml:space="preserve">코르닐로바: 아니요. 내가 날아갈게요. 분기마다 한 번. 노보시비르스크에서 일주일. 시험은 — 여기서.</w:t>
-      </w:r>
-    </w:p>
-    <w:p>
-      <w:pPr>
-        <w:pStyle w:val="BodyText"/>
-      </w:pPr>
-      <w:r>
-        <w:t xml:space="preserve">디마: 옐레나 빅토로브나, 「거리는 할인이 아니다」라고 하셨잖아요.</w:t>
-      </w:r>
-    </w:p>
-    <w:p>
-      <w:pPr>
-        <w:pStyle w:val="BodyText"/>
-      </w:pPr>
-      <w:r>
-        <w:t xml:space="preserve">코르닐로바: 했죠. 할인은 없어요. 출장이 있을 뿐. 시험도 같고. 실수도 같고. 비행기만 — 달라요.</w:t>
-      </w:r>
-    </w:p>
-    <w:p>
-      <w:pPr>
-        <w:pStyle w:val="BodyText"/>
-      </w:pPr>
-      <w:r>
-        <w:t xml:space="preserve">프로호로프: 분기마다? 직접? 1월에? 영하 40도에?</w:t>
-      </w:r>
-    </w:p>
-    <w:p>
-      <w:pPr>
-        <w:pStyle w:val="BodyText"/>
-      </w:pPr>
-      <w:r>
-        <w:t xml:space="preserve">코르닐로바: 1월에. 난 노릴스크에서 태어났어요, 겐나디 일리치. 영하 40도는 — 내 어린 시절이에요. 저학년 휴교령이 내려도 여섯 살 때 학교에 갔어요. 엄마가 그랬죠: 「노릴스크 사람은 안 아프다, 일한다」. 그래서 난 안 아파요.</w:t>
-      </w:r>
-    </w:p>
-    <w:p>
-      <w:pPr>
-        <w:pStyle w:val="BodyText"/>
-      </w:pPr>
-      <w:r>
-        <w:t xml:space="preserve">프로호로프: 노릴스크? 그럼 다 달라지죠. 당신은 — 우리 사람이네요. 왜 진작 말 안 했어요?</w:t>
-      </w:r>
-    </w:p>
-    <w:p>
-      <w:pPr>
-        <w:pStyle w:val="BodyText"/>
-      </w:pPr>
-      <w:r>
-        <w:t xml:space="preserve">코르닐로바: 안 물어보셨잖아요. 모스크바에 대해서만 물으셨죠.</w:t>
-      </w:r>
-    </w:p>
-    <w:p>
-      <w:pPr>
-        <w:pStyle w:val="BodyText"/>
-      </w:pPr>
-      <w:r>
-        <w:t xml:space="preserve">프로호로프: 그럼 다른 질문. 과정은 얼마예요?</w:t>
-      </w:r>
-    </w:p>
-    <w:p>
-      <w:pPr>
-        <w:pStyle w:val="BodyText"/>
-      </w:pPr>
-      <w:r>
-        <w:t xml:space="preserve">이리나: 이리나예요. 연결돼 있어요. 과정은 — 모스크바와 같아요. 코르닐로바의 출장비는 「모스트」가 내요. 의사들이 아니라.</w:t>
-      </w:r>
-    </w:p>
-    <w:p>
-      <w:pPr>
-        <w:pStyle w:val="BodyText"/>
-      </w:pPr>
-      <w:r>
-        <w:t xml:space="preserve">프로호로프: 의사들이 아니라? 왜요?</w:t>
-      </w:r>
-    </w:p>
-    <w:p>
-      <w:pPr>
-        <w:pStyle w:val="BodyText"/>
-      </w:pPr>
-      <w:r>
-        <w:t xml:space="preserve">알렉세이: 전국 가격은 하나니까요. 젤도, 교육도.</w:t>
-      </w:r>
-    </w:p>
-    <w:p>
-      <w:pPr>
-        <w:pStyle w:val="BodyText"/>
-      </w:pPr>
-      <w:r>
-        <w:t xml:space="preserve">키릴: 저 말해도 돼요? 코르닐로바 출장 — 분기당 20만. 의사 열두 명이면 — 의사당 1만 7천.</w:t>
-      </w:r>
-    </w:p>
-    <w:p>
-      <w:pPr>
-        <w:pStyle w:val="BodyText"/>
-      </w:pPr>
-      <w:r>
-        <w:t xml:space="preserve">프로호로프: 이 젊은이는 누구예요?</w:t>
-      </w:r>
-    </w:p>
-    <w:p>
-      <w:pPr>
-        <w:pStyle w:val="BodyText"/>
-      </w:pPr>
-      <w:r>
-        <w:t xml:space="preserve">디마: 키릴. 우리 매니저예요. 첫 출장이에요. 얼어붙는 것보다 계산이 빨라요.</w:t>
-      </w:r>
-    </w:p>
-    <w:p>
-      <w:pPr>
-        <w:pStyle w:val="BodyText"/>
-      </w:pPr>
-      <w:r>
-        <w:t xml:space="preserve">프로호로프: 좋아요. 첫 시험은 — 3월. 의사 열두 명은 내가 모을게요. 톰스크, 노보시비르스크, 케메로보.</w:t>
-      </w:r>
-    </w:p>
-    <w:p>
-      <w:pPr>
-        <w:pStyle w:val="BodyText"/>
-      </w:pPr>
-      <w:r>
-        <w:t xml:space="preserve">코르닐로바: 열둘. 통과는 — 여섯. 각오돼 있어요?</w:t>
-      </w:r>
-    </w:p>
-    <w:p>
-      <w:pPr>
-        <w:pStyle w:val="BodyText"/>
-      </w:pPr>
-      <w:r>
-        <w:t xml:space="preserve">프로호로프: 시베리아 사람들은 고집이 세요. 여덟이 통과할 거예요. 두 번째에 — 열둘.</w:t>
+        <w:t xml:space="preserve">코르닐로바: …그리고 마지막 슬라이드예요. 합병증은 기다려 주지 않아요. 하얀 반점엔 20분이 있으니, 의사도 20분 거리에 있어야 해요. 들어 주셔서 감사합니다.</w:t>
+      </w:r>
+    </w:p>
+    <w:p>
+      <w:pPr>
+        <w:pStyle w:val="BodyText"/>
+      </w:pPr>
+      <w:r>
+        <w:t xml:space="preserve">프로호로프: 톰스크의 프로호로프예요. 옐레나 빅토로브나, 질문이 있는데, 아마 불편한 질문일 거예요. 해도 될까요?</w:t>
+      </w:r>
+    </w:p>
+    <w:p>
+      <w:pPr>
+        <w:pStyle w:val="BodyText"/>
+      </w:pPr>
+      <w:r>
+        <w:t xml:space="preserve">코르닐로바: 저는 편한 질문을 오히려 안 좋아해요. 하세요.</w:t>
+      </w:r>
+    </w:p>
+    <w:p>
+      <w:pPr>
+        <w:pStyle w:val="BodyText"/>
+      </w:pPr>
+      <w:r>
+        <w:t xml:space="preserve">프로호로프: 20분, 멋지죠. 하지만 모스크바 얘기예요. 내 환자들은 콜파셰보에서 오는데, 겨울 얼음길로 300킬로미터예요. 혈관 폐색이 뭔지 아는 가장 가까운 의사까지 다섯 시간이에요. 그러니 당신의 20분은 동화예요, 그것도 모스크바 동화.</w:t>
+      </w:r>
+    </w:p>
+    <w:p>
+      <w:pPr>
+        <w:pStyle w:val="BodyText"/>
+      </w:pPr>
+      <w:r>
+        <w:t xml:space="preserve">코르닐로바: 동화가 아니라 기준이에요. 콜파셰보에 기준이 없다고 해서 기준이 틀렸다는 뜻은 아니에요.</w:t>
+      </w:r>
+    </w:p>
+    <w:p>
+      <w:pPr>
+        <w:pStyle w:val="BodyText"/>
+      </w:pPr>
+      <w:r>
+        <w:t xml:space="preserve">프로호로프: 그건 기준이 모스크바를 위해 만들어졌다는 뜻이에요. 시베리아는 모스크바가 아니고, 여긴 규칙이 달라요.</w:t>
+      </w:r>
+    </w:p>
+    <w:p>
+      <w:pPr>
+        <w:pStyle w:val="BodyText"/>
+      </w:pPr>
+      <w:r>
+        <w:t xml:space="preserve">알렉세이: 겐나디 일리치, 「모스트」의 보론초프입니다. 거리 문제는 제가 답해도 될까요?</w:t>
+      </w:r>
+    </w:p>
+    <w:p>
+      <w:pPr>
+        <w:pStyle w:val="BodyText"/>
+      </w:pPr>
+      <w:r>
+        <w:t xml:space="preserve">프로호로프: 답해 보세요. 다만 슬라이드 없이요. 여기선 슬라이드가 몸을 녹여 주지 않으니까요.</w:t>
+      </w:r>
+    </w:p>
+    <w:p>
+      <w:pPr>
+        <w:pStyle w:val="BodyText"/>
+      </w:pPr>
+      <w:r>
+        <w:t xml:space="preserve">알렉세이: 좋아요, 슬라이드 없이요. 우린 콜파셰보에서 안 팔고, 시험 통과한 의사가 생길 때까지 팔지 않을 거예요. 20분이 없는 곳엔 우리 젤도 없어요. 그게 우리 규칙이고, 우리에겐 비싼 규칙이에요. 매일 그것 때문에 돈을 잃으니까요.</w:t>
+      </w:r>
+    </w:p>
+    <w:p>
+      <w:pPr>
+        <w:pStyle w:val="BodyText"/>
+      </w:pPr>
+      <w:r>
+        <w:t xml:space="preserve">프로호로프: 그럼 거기엔 회색 젤이 들어가겠죠. 마스터들은 콜파셰보에서도 놓거든요. 그건 아세요?</w:t>
+      </w:r>
+    </w:p>
+    <w:p>
+      <w:pPr>
+        <w:pStyle w:val="BodyText"/>
+      </w:pPr>
+      <w:r>
+        <w:t xml:space="preserve">알렉세이: 알아요. 그래서 마스터들에게 위험을 알아보는 법을 무료로 가르치고 상담선 번호를 줘요. 이번 달부터는 상담선이 노보시비르스크 시간으로도 운영돼요.</w:t>
+      </w:r>
+    </w:p>
+    <w:p>
+      <w:pPr>
+        <w:pStyle w:val="BodyText"/>
+      </w:pPr>
+      <w:r>
+        <w:t xml:space="preserve">프로호로프: 상담선, 전화라… 그럼 손은요? 밤에 300킬로미터를 누가 와요?</w:t>
+      </w:r>
+    </w:p>
+    <w:p>
+      <w:pPr>
+        <w:pStyle w:val="BodyText"/>
+      </w:pPr>
+      <w:r>
+        <w:t xml:space="preserve">코르닐로바: 겐나디 일리치, 상담선 없는 지금은 누가 가는데요?</w:t>
+      </w:r>
+    </w:p>
+    <w:p>
+      <w:pPr>
+        <w:pStyle w:val="BodyText"/>
+      </w:pPr>
+      <w:r>
+        <w:t xml:space="preserve">프로호로프: 아무도요. 아침에 나한테 데려와요. 데려올 수 있다면요.</w:t>
+      </w:r>
+    </w:p>
+    <w:p>
+      <w:pPr>
+        <w:pStyle w:val="BodyText"/>
+      </w:pPr>
+      <w:r>
+        <w:t xml:space="preserve">코르닐로바: 그러니까 지금은 다섯 시간과 「만약」이 있는 거죠. 상담선이 있으면 적어도 첫 한 시간은 생겨요. 히알루로니다아제가 있으면 그것, 온열, 마사지, 전화. 20분은 아니에요, 인정해요. 하지만 「만약」보다는 나아요. 제 직업에서 「만약」은 가장 무서운 말이에요.</w:t>
+      </w:r>
+    </w:p>
+    <w:p>
+      <w:pPr>
+        <w:pStyle w:val="BodyText"/>
+      </w:pPr>
+      <w:r>
+        <w:t xml:space="preserve">프로호로프: 낫긴 하죠, 동의해요. 하지만 우린 의사가 적으니 「모스트」가 영상 강좌를 주면 우리가 알아서 배울게요. 시베리아 사람들은 고집이 세요.</w:t>
+      </w:r>
+    </w:p>
+    <w:p>
+      <w:pPr>
+        <w:pStyle w:val="BodyText"/>
+      </w:pPr>
+      <w:r>
+        <w:t xml:space="preserve">코르닐로바: 영상은 안 돼요. 시험은 손으로만, 제 앞에서만 봐요.</w:t>
+      </w:r>
+    </w:p>
+    <w:p>
+      <w:pPr>
+        <w:pStyle w:val="BodyText"/>
+      </w:pPr>
+      <w:r>
+        <w:t xml:space="preserve">프로호로프: 그럼 톰스크 의사들이 다 모스크바로 날아가야 해요? 비행기로 네 시간에, 환자 없는 일주일이에요.</w:t>
+      </w:r>
+    </w:p>
+    <w:p>
+      <w:pPr>
+        <w:pStyle w:val="BodyText"/>
+      </w:pPr>
+      <w:r>
+        <w:t xml:space="preserve">코르닐로바: 아니요, 제가 분기마다 여러분께 날아갈게요. 노보시비르스크에서 일주일, 시험은 여기서 봐요.</w:t>
+      </w:r>
+    </w:p>
+    <w:p>
+      <w:pPr>
+        <w:pStyle w:val="BodyText"/>
+      </w:pPr>
+      <w:r>
+        <w:t xml:space="preserve">디마: 옐레나 빅토로브나, 거리는 할인이 아니라고 직접 말씀하셨잖아요.</w:t>
+      </w:r>
+    </w:p>
+    <w:p>
+      <w:pPr>
+        <w:pStyle w:val="BodyText"/>
+      </w:pPr>
+      <w:r>
+        <w:t xml:space="preserve">코르닐로바: 그랬죠. 할인은 없어요. 출장이 있을 뿐이에요. 시험도 같고, 실수도 같고, 비행기만 달라요.</w:t>
+      </w:r>
+    </w:p>
+    <w:p>
+      <w:pPr>
+        <w:pStyle w:val="BodyText"/>
+      </w:pPr>
+      <w:r>
+        <w:t xml:space="preserve">프로호로프: 분기마다, 직접, 영하 40도인 1월에도요? 진심이세요?</w:t>
+      </w:r>
+    </w:p>
+    <w:p>
+      <w:pPr>
+        <w:pStyle w:val="BodyText"/>
+      </w:pPr>
+      <w:r>
+        <w:t xml:space="preserve">코르닐로바: 네, 1월에도요. 전 노릴스크에서 태어났어요, 겐나디 일리치. 영하 40도는 제 어린 시절이에요. 여섯 살 때 저학년 휴교령이 내려도 학교에 갔어요. 엄마가 「노릴스크 사람은 아프지 않고 일한다」고 하셨거든요. 그래서 전 안 아파요.</w:t>
+      </w:r>
+    </w:p>
+    <w:p>
+      <w:pPr>
+        <w:pStyle w:val="BodyText"/>
+      </w:pPr>
+      <w:r>
+        <w:t xml:space="preserve">프로호로프: 노릴스크요? 그럼 얘기가 완전히 달라지죠, 우리 사람이네요. 왜 진작 말 안 하셨어요?</w:t>
+      </w:r>
+    </w:p>
+    <w:p>
+      <w:pPr>
+        <w:pStyle w:val="BodyText"/>
+      </w:pPr>
+      <w:r>
+        <w:t xml:space="preserve">코르닐로바: 안 물어보셨으니까요. 모스크바 얘기만 물으셨잖아요.</w:t>
+      </w:r>
+    </w:p>
+    <w:p>
+      <w:pPr>
+        <w:pStyle w:val="BodyText"/>
+      </w:pPr>
+      <w:r>
+        <w:t xml:space="preserve">프로호로프: 그럼 다른 질문이요. 의사들에게 그 강좌는 얼마예요?</w:t>
+      </w:r>
+    </w:p>
+    <w:p>
+      <w:pPr>
+        <w:pStyle w:val="BodyText"/>
+      </w:pPr>
+      <w:r>
+        <w:t xml:space="preserve">이리나: 이리나예요, 연결돼 있어요. 강좌 가격은 모스크바와 같고, 코르닐로바의 출장비는 의사가 아니라 「모스트」가 내요.</w:t>
+      </w:r>
+    </w:p>
+    <w:p>
+      <w:pPr>
+        <w:pStyle w:val="BodyText"/>
+      </w:pPr>
+      <w:r>
+        <w:t xml:space="preserve">프로호로프: 의사가 아니라고요? 우리한테 와야 하는 건데 왜요?</w:t>
+      </w:r>
+    </w:p>
+    <w:p>
+      <w:pPr>
+        <w:pStyle w:val="BodyText"/>
+      </w:pPr>
+      <w:r>
+        <w:t xml:space="preserve">알렉세이: 우리는 전국에서 가격이 하나니까요. 젤도, 교육도요.</w:t>
+      </w:r>
+    </w:p>
+    <w:p>
+      <w:pPr>
+        <w:pStyle w:val="BodyText"/>
+      </w:pPr>
+      <w:r>
+        <w:t xml:space="preserve">키릴: 제가 말해도 될까요? 코르닐로바 선생님 출장은 분기당 20만이에요. 의사가 열두 명이면 한 명당 1만 7천이에요.</w:t>
+      </w:r>
+    </w:p>
+    <w:p>
+      <w:pPr>
+        <w:pStyle w:val="BodyText"/>
+      </w:pPr>
+      <w:r>
+        <w:t xml:space="preserve">프로호로프: 그렇게 빨리 계산하는 저 젊은이는 누구예요?</w:t>
+      </w:r>
+    </w:p>
+    <w:p>
+      <w:pPr>
+        <w:pStyle w:val="BodyText"/>
+      </w:pPr>
+      <w:r>
+        <w:t xml:space="preserve">디마: 우리 매니저 키릴이고, 이번이 첫 출장이에요. 얼어붙는 것보다 계산이 빨라요.</w:t>
+      </w:r>
+    </w:p>
+    <w:p>
+      <w:pPr>
+        <w:pStyle w:val="BodyText"/>
+      </w:pPr>
+      <w:r>
+        <w:t xml:space="preserve">프로호로프: 좋아요, 첫 시험은 3월이에요. 톰스크, 노보시비르스크, 케메로보에서 의사 열두 명은 모을 수 있어요.</w:t>
+      </w:r>
+    </w:p>
+    <w:p>
+      <w:pPr>
+        <w:pStyle w:val="BodyText"/>
+      </w:pPr>
+      <w:r>
+        <w:t xml:space="preserve">코르닐로바: 열두 명이 오면 여섯 명이 붙어요. 각오되셨어요, 겐나디 일리치?</w:t>
+      </w:r>
+    </w:p>
+    <w:p>
+      <w:pPr>
+        <w:pStyle w:val="BodyText"/>
+      </w:pPr>
+      <w:r>
+        <w:t xml:space="preserve">프로호로프: 시베리아 사람들은 고집이 세니 여덟 명은 붙을 거예요. 두 번째에 열두 명 다요.</w:t>
       </w:r>
     </w:p>
     <w:bookmarkEnd w:id="34"/>
@@ -4255,111 +4255,111 @@
         <w:pStyle w:val="FirstParagraph"/>
       </w:pPr>
       <w:r>
-        <w:t xml:space="preserve">조야: 알랴, 봐요. 이게 카드예요. 첫 질문: 「뭐가 보이세요?」 「무슨 일이에요」가 아니라. 뭐가 보이는지. 지금.</w:t>
-      </w:r>
-    </w:p>
-    <w:p>
-      <w:pPr>
-        <w:pStyle w:val="BodyText"/>
-      </w:pPr>
-      <w:r>
-        <w:t xml:space="preserve">알랴: 「뭐가 보이세요」. 외웠어요. 그런데 울기만 하고 아무 말도 안 하면요?</w:t>
-      </w:r>
-    </w:p>
-    <w:p>
-      <w:pPr>
-        <w:pStyle w:val="BodyText"/>
-      </w:pPr>
-      <w:r>
-        <w:t xml:space="preserve">조야: 그럼 같이 침묵해요. 10초. 그다음 다시: 「뭐가 보이세요?」 조용히.</w:t>
-      </w:r>
-    </w:p>
-    <w:p>
-      <w:pPr>
-        <w:pStyle w:val="BodyText"/>
-      </w:pPr>
-      <w:r>
-        <w:t xml:space="preserve">알렉세이: 조야, 알렙티나는 벌써 몇 교대를 했어요?</w:t>
-      </w:r>
-    </w:p>
-    <w:p>
-      <w:pPr>
-        <w:pStyle w:val="BodyText"/>
-      </w:pPr>
-      <w:r>
-        <w:t xml:space="preserve">조야: 셋. 내 옆에서. 내일부터 — 혼자. 모스크바는 — 낮, 노보시비르스크는 — 밤. 합치면 — 24시간.</w:t>
-      </w:r>
-    </w:p>
-    <w:p>
-      <w:pPr>
-        <w:pStyle w:val="BodyText"/>
-      </w:pPr>
-      <w:r>
-        <w:t xml:space="preserve">알랴: 중환자실 간호사로 12년 일했어요. 밤은 안 무서워요. 그녀가 뭘 보는지 못 알아들을까 봐 무서워요.</w:t>
-      </w:r>
-    </w:p>
-    <w:p>
-      <w:pPr>
-        <w:pStyle w:val="BodyText"/>
-      </w:pPr>
-      <w:r>
-        <w:t xml:space="preserve">조야: 알아들을 거예요. 제일 중요한 건 — 색. 흰색 — 나쁨. 파란색 — 아주 나쁨. 부기 있는 분홍 — 아침까지 기다림.</w:t>
-      </w:r>
-    </w:p>
-    <w:p>
-      <w:pPr>
-        <w:pStyle w:val="BodyText"/>
-      </w:pPr>
-      <w:r>
-        <w:t xml:space="preserve">알랴: 전화요. 케메로보. 이거 연습 아니죠?</w:t>
-      </w:r>
-    </w:p>
-    <w:p>
-      <w:pPr>
-        <w:pStyle w:val="BodyText"/>
-      </w:pPr>
-      <w:r>
-        <w:t xml:space="preserve">조야: 연습 아니에요. 받아요. 내가 옆에 있어요. 자기 목소리로 말해요.</w:t>
-      </w:r>
-    </w:p>
-    <w:p>
-      <w:pPr>
-        <w:pStyle w:val="BodyText"/>
-      </w:pPr>
-      <w:r>
-        <w:t xml:space="preserve">알랴: 「모스트」 상담선, 알랴입니다. 뭐가 보이세요? …입술 위 피부가 하얘요. 20분. 마스터가 전화했어요.</w:t>
-      </w:r>
-    </w:p>
-    <w:p>
-      <w:pPr>
-        <w:pStyle w:val="BodyText"/>
-      </w:pPr>
-      <w:r>
-        <w:t xml:space="preserve">조야: 다음은 — 카드대로. 온찜질. 마사지. 더는 아무것도 주사하지 말 것. 어디예요?</w:t>
-      </w:r>
-    </w:p>
-    <w:p>
-      <w:pPr>
-        <w:pStyle w:val="BodyText"/>
-      </w:pPr>
-      <w:r>
-        <w:t xml:space="preserve">알랴: 케메로보. 좌안. 마스터 말로는: 위험을 보고 과정이 생각났대요. 바로 전화했대요.</w:t>
-      </w:r>
-    </w:p>
-    <w:p>
-      <w:pPr>
-        <w:pStyle w:val="BodyText"/>
-      </w:pPr>
-      <w:r>
-        <w:t xml:space="preserve">알렉세이: 케메로보 — 260킬로미터. 세 시간 반. 밤엔 — 더. 거긴 당직 의사가 없어요.</w:t>
-      </w:r>
-    </w:p>
-    <w:p>
-      <w:pPr>
-        <w:pStyle w:val="BodyText"/>
-      </w:pPr>
-      <w:r>
-        <w:t xml:space="preserve">프로호로프: 듣고 있어요. 상담선 보려고 남았어요. 전화 줘요. 케메로보에 사벨리예프가 있어요. 내 제자. 좌안에 살아요.</w:t>
+        <w:t xml:space="preserve">조야: 알랴, 봐요, 이게 카드예요. 첫 질문은 「뭐가 보이세요?」예요. 「무슨 일이에요?」가 아니라, 지금 바로 뭐가 보이는지요.</w:t>
+      </w:r>
+    </w:p>
+    <w:p>
+      <w:pPr>
+        <w:pStyle w:val="BodyText"/>
+      </w:pPr>
+      <w:r>
+        <w:t xml:space="preserve">알랴: 「뭐가 보이세요」, 외웠어요. 그런데 그분이 울기만 하고 아무 말도 안 하면요?</w:t>
+      </w:r>
+    </w:p>
+    <w:p>
+      <w:pPr>
+        <w:pStyle w:val="BodyText"/>
+      </w:pPr>
+      <w:r>
+        <w:t xml:space="preserve">조야: 그럼 10초쯤 같이 침묵해요. 그다음에 다시 조용히 「뭐가 보이세요?」 하고 물어요.</w:t>
+      </w:r>
+    </w:p>
+    <w:p>
+      <w:pPr>
+        <w:pStyle w:val="BodyText"/>
+      </w:pPr>
+      <w:r>
+        <w:t xml:space="preserve">알렉세이: 조야, 알렙티나는 벌써 몇 번 근무했어요?</w:t>
+      </w:r>
+    </w:p>
+    <w:p>
+      <w:pPr>
+        <w:pStyle w:val="BodyText"/>
+      </w:pPr>
+      <w:r>
+        <w:t xml:space="preserve">조야: 제 옆에서 세 번이요. 내일부터는 혼자예요. 모스크바는 낮, 노보시비르스크는 밤, 합쳐서 24시간이에요.</w:t>
+      </w:r>
+    </w:p>
+    <w:p>
+      <w:pPr>
+        <w:pStyle w:val="BodyText"/>
+      </w:pPr>
+      <w:r>
+        <w:t xml:space="preserve">알랴: 중환자실 간호사로 12년 일해서 밤은 안 무서워요. 그분이 뭘 보는지 이해 못 할까 봐 무서워요.</w:t>
+      </w:r>
+    </w:p>
+    <w:p>
+      <w:pPr>
+        <w:pStyle w:val="BodyText"/>
+      </w:pPr>
+      <w:r>
+        <w:t xml:space="preserve">조야: 이해할 거예요. 가장 중요한 건 색이에요. 하얀색은 나쁘고, 파란색은 아주 나쁘고, 부기 있는 분홍색은 아침까지 기다려도 돼요.</w:t>
+      </w:r>
+    </w:p>
+    <w:p>
+      <w:pPr>
+        <w:pStyle w:val="BodyText"/>
+      </w:pPr>
+      <w:r>
+        <w:t xml:space="preserve">알랴: 전화예요, 케메로보에서요. 이건 연습이 아니죠?</w:t>
+      </w:r>
+    </w:p>
+    <w:p>
+      <w:pPr>
+        <w:pStyle w:val="BodyText"/>
+      </w:pPr>
+      <w:r>
+        <w:t xml:space="preserve">조야: 연습 아니에요. 받아요, 내가 옆에 있어요. 평소 목소리로 말해요.</w:t>
+      </w:r>
+    </w:p>
+    <w:p>
+      <w:pPr>
+        <w:pStyle w:val="BodyText"/>
+      </w:pPr>
+      <w:r>
+        <w:t xml:space="preserve">알랴: 「모스트」 상담선, 저는 알랴예요. 뭐가 보이세요? …입술 위 피부가 하얘요, 20분 지났대요. 마스터가 전화했어요.</w:t>
+      </w:r>
+    </w:p>
+    <w:p>
+      <w:pPr>
+        <w:pStyle w:val="BodyText"/>
+      </w:pPr>
+      <w:r>
+        <w:t xml:space="preserve">조야: 그다음은 카드대로요. 따뜻하게, 마사지, 그리고 더는 아무것도 놓지 말 것. 어디 있대요?</w:t>
+      </w:r>
+    </w:p>
+    <w:p>
+      <w:pPr>
+        <w:pStyle w:val="BodyText"/>
+      </w:pPr>
+      <w:r>
+        <w:t xml:space="preserve">알랴: 케메로보 좌안이요. 마스터가 위험을 보고 강좌가 생각나서 바로 전화했대요.</w:t>
+      </w:r>
+    </w:p>
+    <w:p>
+      <w:pPr>
+        <w:pStyle w:val="BodyText"/>
+      </w:pPr>
+      <w:r>
+        <w:t xml:space="preserve">알렉세이: 케메로보까진 260킬로미터, 세 시간 반이고 밤엔 더 걸려요. 거긴 우리 당직 의사도 없어요.</w:t>
+      </w:r>
+    </w:p>
+    <w:p>
+      <w:pPr>
+        <w:pStyle w:val="BodyText"/>
+      </w:pPr>
+      <w:r>
+        <w:t xml:space="preserve">프로호로프: 다 들려요. 상담선이 어떻게 돌아가는지 보려고 남았어요. 전화 줘 봐요. 케메로보에 내 제자 사벨리예프가 있는데, 마침 좌안에 살아요.</w:t>
       </w:r>
     </w:p>
     <w:p>
@@ -4375,119 +4375,119 @@
         <w:pStyle w:val="BodyText"/>
       </w:pPr>
       <w:r>
-        <w:t xml:space="preserve">프로호로프: 시베리아에서 밤 11시는 — 이른 시간이에요. 겁니다. …미샤? 프로호로프. 흰 반점, 좌안, 20분. 집에 히알루로니다아제 있어? 좋아. 내가 갈 필요 없지, 네가 더 가까워. 주소는 간호사가 줄 거야, 이름은 알랴. 끝. 나중에 얘기해. 잘 자라는 말은 안 한다.</w:t>
-      </w:r>
-    </w:p>
-    <w:p>
-      <w:pPr>
-        <w:pStyle w:val="BodyText"/>
-      </w:pPr>
-      <w:r>
-        <w:t xml:space="preserve">알랴: 가실까요?</w:t>
-      </w:r>
-    </w:p>
-    <w:p>
-      <w:pPr>
-        <w:pStyle w:val="BodyText"/>
-      </w:pPr>
-      <w:r>
-        <w:t xml:space="preserve">프로호로프: 벌써 출발했어요. 12분 뒤면 도착해요. 3학년 때 쫓아내지 않은 걸로 30년째 나한테 빚진 녀석이에요. 그때 시험에 늦잠을 잤거든요. 지금은 절대 안 자요. 그런 일도 있죠.</w:t>
-      </w:r>
-    </w:p>
-    <w:p>
-      <w:pPr>
-        <w:pStyle w:val="BodyText"/>
-      </w:pPr>
-      <w:r>
-        <w:t xml:space="preserve">조야: 알랴, 이제 — 마스터에게: 「의사가 가고 있어요. 12분. 온찜질. 자리를 뜨지 마세요」.</w:t>
-      </w:r>
-    </w:p>
-    <w:p>
-      <w:pPr>
-        <w:pStyle w:val="BodyText"/>
-      </w:pPr>
-      <w:r>
-        <w:t xml:space="preserve">알랴: 의사가 가고 있어요. 12분. 온찜질. 자리를 뜨지 마세요. …울어요. 「소리 안 질러 줘서 고마워요」래요.</w:t>
-      </w:r>
-    </w:p>
-    <w:p>
-      <w:pPr>
-        <w:pStyle w:val="BodyText"/>
-      </w:pPr>
-      <w:r>
-        <w:t xml:space="preserve">키릴: 질문해도 돼요? 무슨 젤이에요? 마스터가 알아요?</w:t>
-      </w:r>
-    </w:p>
-    <w:p>
-      <w:pPr>
-        <w:pStyle w:val="BodyText"/>
-      </w:pPr>
-      <w:r>
-        <w:t xml:space="preserve">알랴: 마스터 말로는 — 한국산. 「바로 그거」. 상자가 있대요. 주사기에 코드가 있대요.</w:t>
-      </w:r>
-    </w:p>
-    <w:p>
-      <w:pPr>
-        <w:pStyle w:val="BodyText"/>
-      </w:pPr>
-      <w:r>
-        <w:t xml:space="preserve">키릴: 코드 사진을 찍으라고 해 주세요. 확인할게요. 지금 바로.</w:t>
-      </w:r>
-    </w:p>
-    <w:p>
-      <w:pPr>
-        <w:pStyle w:val="BodyText"/>
-      </w:pPr>
-      <w:r>
-        <w:t xml:space="preserve">알랴: 사진 왔어요. 보내 드릴게요.</w:t>
-      </w:r>
-    </w:p>
-    <w:p>
-      <w:pPr>
-        <w:pStyle w:val="BodyText"/>
-      </w:pPr>
-      <w:r>
-        <w:t xml:space="preserve">키릴: 스캔 중. 우리 거예요. 정품. 로트 2409. 「데르마-륙스」 클리닉, 노보시비르스크. 의사 구세프.</w:t>
-      </w:r>
-    </w:p>
-    <w:p>
-      <w:pPr>
-        <w:pStyle w:val="BodyText"/>
-      </w:pPr>
-      <w:r>
-        <w:t xml:space="preserve">디마: 우리 젤이. 마스터한테. 10월에 시험 통과한 의사의 클리닉에서.</w:t>
-      </w:r>
-    </w:p>
-    <w:p>
-      <w:pPr>
-        <w:pStyle w:val="BodyText"/>
-      </w:pPr>
-      <w:r>
-        <w:t xml:space="preserve">알렉세이: 그럼 의사가 우리 주사기를 마스터들에게 팔고 있는 거예요. 몰래. 우리 코드가 붙은 채로.</w:t>
-      </w:r>
-    </w:p>
-    <w:p>
-      <w:pPr>
-        <w:pStyle w:val="BodyText"/>
-      </w:pPr>
-      <w:r>
-        <w:t xml:space="preserve">프로호로프: 사벨리예프 도착. 히알루로니다아제 투여. 색이 돌아오고 있어요. 「늦지 않았다. 흔적 없이 나을 거다」래요.</w:t>
-      </w:r>
-    </w:p>
-    <w:p>
-      <w:pPr>
-        <w:pStyle w:val="BodyText"/>
-      </w:pPr>
-      <w:r>
-        <w:t xml:space="preserve">알랴: 늦지 않았어요. 흔적 없이. 조야 미하일로브나, 손이 떨려요.</w:t>
-      </w:r>
-    </w:p>
-    <w:p>
-      <w:pPr>
-        <w:pStyle w:val="BodyText"/>
-      </w:pPr>
-      <w:r>
-        <w:t xml:space="preserve">조야: 나도 떨렸어요. 첫날 밤. 정상이에요. 비정상은 — 떨림이 멈출 때예요.</w:t>
+        <w:t xml:space="preserve">프로호로프: 시베리아에서 밤 11시면 이른 거예요. 전화할게요. …미샤? 프로호로프다. 하얀 반점, 좌안, 20분. 집에 히알루로니다아제 있지? 좋아. 내가 갈 필요 없어, 네가 더 가까우니까. 주소는 간호사가 줄 거야, 이름은 알랴. 끝, 나중에 얘기해. 잘 자라는 말은 안 한다.</w:t>
+      </w:r>
+    </w:p>
+    <w:p>
+      <w:pPr>
+        <w:pStyle w:val="BodyText"/>
+      </w:pPr>
+      <w:r>
+        <w:t xml:space="preserve">알랴: 겐나디 일리치, 그분이 정말 지금 가세요?</w:t>
+      </w:r>
+    </w:p>
+    <w:p>
+      <w:pPr>
+        <w:pStyle w:val="BodyText"/>
+      </w:pPr>
+      <w:r>
+        <w:t xml:space="preserve">프로호로프: 벌써 출발했고 12분 뒤면 도착해요. 3학년 때 시험에 늦잠 잔 걸 내가 안 쫓아낸 것 때문에 30년째 나한테 빚졌거든요. 그런데 지금은 아예 잠을 안 자요. 그런 일도 있죠.</w:t>
+      </w:r>
+    </w:p>
+    <w:p>
+      <w:pPr>
+        <w:pStyle w:val="BodyText"/>
+      </w:pPr>
+      <w:r>
+        <w:t xml:space="preserve">조야: 알랴, 이제 마스터에게 말해요. 「의사가 가고 있어요, 12분이요. 따뜻하게 하고 떠나지 마세요」.</w:t>
+      </w:r>
+    </w:p>
+    <w:p>
+      <w:pPr>
+        <w:pStyle w:val="BodyText"/>
+      </w:pPr>
+      <w:r>
+        <w:t xml:space="preserve">알랴: 의사가 가고 있고, 12분 뒤에 도착해요. 따뜻하게 하고 그분 곁을 떠나지 마세요. …울면서 「소리 지르지 않아 줘서 고마워요」라고 해요.</w:t>
+      </w:r>
+    </w:p>
+    <w:p>
+      <w:pPr>
+        <w:pStyle w:val="BodyText"/>
+      </w:pPr>
+      <w:r>
+        <w:t xml:space="preserve">키릴: 질문 하나요. 어떤 젤이에요? 마스터가 뭘로 놨는지 알아요?</w:t>
+      </w:r>
+    </w:p>
+    <w:p>
+      <w:pPr>
+        <w:pStyle w:val="BodyText"/>
+      </w:pPr>
+      <w:r>
+        <w:t xml:space="preserve">알랴: 한국산이래요, 「바로 그거」요. 상자가 있고, 주사기에 코드가 있대요.</w:t>
+      </w:r>
+    </w:p>
+    <w:p>
+      <w:pPr>
+        <w:pStyle w:val="BodyText"/>
+      </w:pPr>
+      <w:r>
+        <w:t xml:space="preserve">키릴: 코드를 사진 찍어 달라고 하세요. 지금 바로 확인할게요.</w:t>
+      </w:r>
+    </w:p>
+    <w:p>
+      <w:pPr>
+        <w:pStyle w:val="BodyText"/>
+      </w:pPr>
+      <w:r>
+        <w:t xml:space="preserve">알랴: 사진 왔어요, 보내 드릴게요.</w:t>
+      </w:r>
+    </w:p>
+    <w:p>
+      <w:pPr>
+        <w:pStyle w:val="BodyText"/>
+      </w:pPr>
+      <w:r>
+        <w:t xml:space="preserve">키릴: 스캔 중이에요. 우리 주사기예요, 진품이요. 로트 2409, 노보시비르스크 「더마럭스」 클리닉, 구세프 의사예요.</w:t>
+      </w:r>
+    </w:p>
+    <w:p>
+      <w:pPr>
+        <w:pStyle w:val="BodyText"/>
+      </w:pPr>
+      <w:r>
+        <w:t xml:space="preserve">디마: 우리 젤이 마스터한테 있는데, 10월에 시험을 통과한 의사의 클리닉에서 나온 거네요.</w:t>
+      </w:r>
+    </w:p>
+    <w:p>
+      <w:pPr>
+        <w:pStyle w:val="BodyText"/>
+      </w:pPr>
+      <w:r>
+        <w:t xml:space="preserve">알렉세이: 그러니까 그 의사가 우리 주사기를 우리 코드가 붙은 채로 마스터들에게 뒤로 팔고 있는 거예요.</w:t>
+      </w:r>
+    </w:p>
+    <w:p>
+      <w:pPr>
+        <w:pStyle w:val="BodyText"/>
+      </w:pPr>
+      <w:r>
+        <w:t xml:space="preserve">프로호로프: 사벨리예프 도착했어요. 히알루로니다아제 주입했고 색이 돌아오고 있대요. 「늦지 않았어요. 흔적 없이 나을 거예요」래요.</w:t>
+      </w:r>
+    </w:p>
+    <w:p>
+      <w:pPr>
+        <w:pStyle w:val="BodyText"/>
+      </w:pPr>
+      <w:r>
+        <w:t xml:space="preserve">알랴: 늦지 않았고, 흔적도 안 남는대요. 조야 미하일로브나, 아직도 손이 떨려요.</w:t>
+      </w:r>
+    </w:p>
+    <w:p>
+      <w:pPr>
+        <w:pStyle w:val="BodyText"/>
+      </w:pPr>
+      <w:r>
+        <w:t xml:space="preserve">조야: 저도 첫날 밤엔 떨렸어요. 정상이에요. 손이 더 이상 안 떨리게 되는 게 비정상이에요.</w:t>
       </w:r>
     </w:p>
     <w:bookmarkEnd w:id="35"/>
@@ -4505,199 +4505,199 @@
         <w:pStyle w:val="FirstParagraph"/>
       </w:pPr>
       <w:r>
-        <w:t xml:space="preserve">디마: 구세프. 「데르마-륙스」. 반년에 주사기 200개. 같은 규모 다른 클리닉의 세 배예요. 난 기뻐했어요. 좋은 의사, 환자 많고, 입소문 났다고 생각했죠. 키릴한테 본보기라고까지 했어요. 이제 어디로 갔는지 알겠네요.</w:t>
-      </w:r>
-    </w:p>
-    <w:p>
-      <w:pPr>
-        <w:pStyle w:val="BodyText"/>
-      </w:pPr>
-      <w:r>
-        <w:t xml:space="preserve">키릴: 그 사람 배송분 코드를 전부 확인했어요. 주사기 200개. 36개가 이미 다른 도시에서 스캔됐어요: 케메로보, 바르나울, 톰스크. 전부 — 상담선에 전화한 마스터들한테서. 매번 우린 환자를 도왔어요. 그리고 한 번도 주사기가 어디서 왔는지 안 봤어요.</w:t>
-      </w:r>
-    </w:p>
-    <w:p>
-      <w:pPr>
-        <w:pStyle w:val="BodyText"/>
-      </w:pPr>
-      <w:r>
-        <w:t xml:space="preserve">알렉세이: 36개. 마스터들이 코드를 들고 상담선에 전화했고, 우린 그걸 봤어요. 그런데 아무도 대조하지 않았죠.</w:t>
-      </w:r>
-    </w:p>
-    <w:p>
-      <w:pPr>
-        <w:pStyle w:val="BodyText"/>
-      </w:pPr>
-      <w:r>
-        <w:t xml:space="preserve">키릴: 아무도 대조 안 했어요. 코드는 다른 표에 적혀요. 상담선 — 따로. 판매 — 따로. 어젯밤에 제가 연결했어요.</w:t>
-      </w:r>
-    </w:p>
-    <w:p>
-      <w:pPr>
-        <w:pStyle w:val="BodyText"/>
-      </w:pPr>
-      <w:r>
-        <w:t xml:space="preserve">디마: 안 잤어?</w:t>
-      </w:r>
-    </w:p>
-    <w:p>
-      <w:pPr>
-        <w:pStyle w:val="BodyText"/>
-      </w:pPr>
-      <w:r>
-        <w:t xml:space="preserve">키릴: 잤어요. 두 시간. 발렌키 신고. 그것도 쳐 줘요?</w:t>
-      </w:r>
-    </w:p>
-    <w:p>
-      <w:pPr>
-        <w:pStyle w:val="BodyText"/>
-      </w:pPr>
-      <w:r>
-        <w:t xml:space="preserve">알렉세이: 쳐 주지. 키릴, 이번 출장 전체에서 네 최고의 작업이야. 영수증을 전부 잃어버려도.</w:t>
-      </w:r>
-    </w:p>
-    <w:p>
-      <w:pPr>
-        <w:pStyle w:val="BodyText"/>
-      </w:pPr>
-      <w:r>
-        <w:t xml:space="preserve">이리나: 영수증 얘기 들었어요. 잃어버리지 마요. 알렉세이, 구세프는 어떻게 해요? 계약상 공급 중단이 가능해요?</w:t>
-      </w:r>
-    </w:p>
-    <w:p>
-      <w:pPr>
-        <w:pStyle w:val="BodyText"/>
-      </w:pPr>
-      <w:r>
-        <w:t xml:space="preserve">올가: 가능해요. 재판매 조항. 주사기는 — 클리닉 환자용으로만. 재판매 — 공급 중단과 인증 취소.</w:t>
-      </w:r>
-    </w:p>
-    <w:p>
-      <w:pPr>
-        <w:pStyle w:val="BodyText"/>
-      </w:pPr>
-      <w:r>
-        <w:t xml:space="preserve">디마: 구세프의 환자들은요? 정직하게 다니는 사람들은?</w:t>
-      </w:r>
-    </w:p>
-    <w:p>
-      <w:pPr>
-        <w:pStyle w:val="BodyText"/>
-      </w:pPr>
-      <w:r>
-        <w:t xml:space="preserve">올가: 다른 의사를 찾도록 도울 거예요. 인증 의사 명단은 — 공개돼 있어요.</w:t>
-      </w:r>
-    </w:p>
-    <w:p>
-      <w:pPr>
-        <w:pStyle w:val="BodyText"/>
-      </w:pPr>
-      <w:r>
-        <w:t xml:space="preserve">코르닐로바: 인증서는 — 내 거예요. 내가 줬어요. 내가 취소해요. 직접.</w:t>
-      </w:r>
-    </w:p>
-    <w:p>
-      <w:pPr>
-        <w:pStyle w:val="BodyText"/>
-      </w:pPr>
-      <w:r>
-        <w:t xml:space="preserve">프로호로프: 잠깐만요. 구세프는 — 내 전공의였어요. 사벨리예프 말고. 다른 녀석. 8년 알았어요.</w:t>
-      </w:r>
-    </w:p>
-    <w:p>
-      <w:pPr>
-        <w:pStyle w:val="BodyText"/>
-      </w:pPr>
-      <w:r>
-        <w:t xml:space="preserve">알렉세이: 겐나디 일리치, 저희가 기다리길 원하세요?</w:t>
-      </w:r>
-    </w:p>
-    <w:p>
-      <w:pPr>
-        <w:pStyle w:val="BodyText"/>
-      </w:pPr>
-      <w:r>
-        <w:t xml:space="preserve">프로호로프: 아니요. 잘라 내길 원해요. 즉시. 그리고 내가 직접 전화하고 싶어요. 당신들보다 먼저. 모스크바가 아니라 나한테서 듣도록. 모스크바한테 들으면 「모스크바가 시베리아를 누른다」고 할 거예요. 나한테 들으면 — 못 하죠. 숨을 데가 없을 거예요. 시베리아에도, 억울함에도.</w:t>
-      </w:r>
-    </w:p>
-    <w:p>
-      <w:pPr>
-        <w:pStyle w:val="BodyText"/>
-      </w:pPr>
-      <w:r>
-        <w:t xml:space="preserve">코르닐로바: 전화하세요. 그다음 — 나. 그다음 — 올가 페트로브나의 편지.</w:t>
-      </w:r>
-    </w:p>
-    <w:p>
-      <w:pPr>
-        <w:pStyle w:val="BodyText"/>
-      </w:pPr>
-      <w:r>
-        <w:t xml:space="preserve">프로호로프: 뭐가 제일 끔찍한지 알아요? 내가 가르쳤어요. 8년 전엔 과에서 최고였어요. 금손. 머리도. 그런데 — 클리닉 대출, 리모델링, 빚. 그리고 마스터들 손에 주사기 36개.</w:t>
-      </w:r>
-    </w:p>
-    <w:p>
-      <w:pPr>
-        <w:pStyle w:val="BodyText"/>
-      </w:pPr>
-      <w:r>
-        <w:t xml:space="preserve">디마: 빚은 — 변명이 안 돼요.</w:t>
-      </w:r>
-    </w:p>
-    <w:p>
-      <w:pPr>
-        <w:pStyle w:val="BodyText"/>
-      </w:pPr>
-      <w:r>
-        <w:t xml:space="preserve">프로호로프: 변명은 아니죠. 설명이에요. 다른 거예요, 젊은이. 시베리아가 가르쳐 줄 거예요.</w:t>
-      </w:r>
-    </w:p>
-    <w:p>
-      <w:pPr>
-        <w:pStyle w:val="BodyText"/>
-      </w:pPr>
-      <w:r>
-        <w:t xml:space="preserve">코르닐로바: 설명은 들을게요. 나중에. 인증서는 지금 취소해요.</w:t>
-      </w:r>
-    </w:p>
-    <w:p>
-      <w:pPr>
-        <w:pStyle w:val="BodyText"/>
-      </w:pPr>
-      <w:r>
-        <w:t xml:space="preserve">알렉세이: 그럼 결정 둘. 첫째 — 구세프 공급 중단. 인증 취소. 예외 없음. 둘째 — 키릴, 네 표를 모든 도시에 적용하자. 상담선의 코드를 바로 판매와 대조. 마스터 쪽에서 코드가 나오면 — 당일 우리에게 전화.</w:t>
-      </w:r>
-    </w:p>
-    <w:p>
-      <w:pPr>
-        <w:pStyle w:val="BodyText"/>
-      </w:pPr>
-      <w:r>
-        <w:t xml:space="preserve">키릴: 당일. 할게요. 이름은 — 「출장」.</w:t>
-      </w:r>
-    </w:p>
-    <w:p>
-      <w:pPr>
-        <w:pStyle w:val="BodyText"/>
-      </w:pPr>
-      <w:r>
-        <w:t xml:space="preserve">이리나: 왜 「출장」이에요?</w:t>
-      </w:r>
-    </w:p>
-    <w:p>
-      <w:pPr>
-        <w:pStyle w:val="BodyText"/>
-      </w:pPr>
-      <w:r>
-        <w:t xml:space="preserve">키릴: 출장 중에 생각해서요. 그리고 코드도 출장을 다니니까요. 가끔은 — 가면 안 되는 곳으로.</w:t>
-      </w:r>
-    </w:p>
-    <w:p>
-      <w:pPr>
-        <w:pStyle w:val="BodyText"/>
-      </w:pPr>
-      <w:r>
-        <w:t xml:space="preserve">올가: 이름이 바보 같아요. 그대로 둬요. 우린 바보 같은 중요한 단어를 좋아하니까.</w:t>
+        <w:t xml:space="preserve">디마: 「더마럭스」의 구세프가 반년 동안 주사기 200개를 가져갔어요. 같은 규모 다른 클리닉의 세 배예요. 그런데 전 좋아했어요. 좋은 의사, 환자 많고, 입소문 났구나 하고요. 키릴한테 본보기로 들기까지 했어요. 이제 그게 다 어디로 갔는지 알겠네요.</w:t>
+      </w:r>
+    </w:p>
+    <w:p>
+      <w:pPr>
+        <w:pStyle w:val="BodyText"/>
+      </w:pPr>
+      <w:r>
+        <w:t xml:space="preserve">키릴: 그 사람 배송분 코드를 전부 확인했어요. 200개 중 36개가 이미 다른 도시에서, 케메로보, 바르나울, 톰스크에서 스캔됐고, 전부 상담선에 전화한 마스터들한테 있었어요. 매번 환자를 도와줬는데, 주사기가 어디서 왔는지는 한 번도 안 봤어요.</w:t>
+      </w:r>
+    </w:p>
+    <w:p>
+      <w:pPr>
+        <w:pStyle w:val="BodyText"/>
+      </w:pPr>
+      <w:r>
+        <w:t xml:space="preserve">알렉세이: 마스터들이 코드를 들고 36번이나 상담선에 전화했고 우리는 그 코드를 봤는데, 아무도 대조하지 않았네요.</w:t>
+      </w:r>
+    </w:p>
+    <w:p>
+      <w:pPr>
+        <w:pStyle w:val="BodyText"/>
+      </w:pPr>
+      <w:r>
+        <w:t xml:space="preserve">키릴: 아무도 대조 안 했어요. 코드가 다른 표에 적히거든요. 상담선 따로, 판매 따로요. 오늘 밤에 제가 합쳤어요.</w:t>
+      </w:r>
+    </w:p>
+    <w:p>
+      <w:pPr>
+        <w:pStyle w:val="BodyText"/>
+      </w:pPr>
+      <w:r>
+        <w:t xml:space="preserve">디마: 잠깐, 너 어젯밤에 아예 안 잤어?</w:t>
+      </w:r>
+    </w:p>
+    <w:p>
+      <w:pPr>
+        <w:pStyle w:val="BodyText"/>
+      </w:pPr>
+      <w:r>
+        <w:t xml:space="preserve">키릴: 두 시간 잤어요, 펠트 부츠 신은 채로요. 그것도 잔 걸로 쳐 줘요?</w:t>
+      </w:r>
+    </w:p>
+    <w:p>
+      <w:pPr>
+        <w:pStyle w:val="BodyText"/>
+      </w:pPr>
+      <w:r>
+        <w:t xml:space="preserve">알렉세이: 쳐 주지. 키릴, 이번 출장에서 한 일 중 최고야. 영수증을 다 잃어버려도 말이야.</w:t>
+      </w:r>
+    </w:p>
+    <w:p>
+      <w:pPr>
+        <w:pStyle w:val="BodyText"/>
+      </w:pPr>
+      <w:r>
+        <w:t xml:space="preserve">이리나: 영수증 얘기 들었어요, 잃어버리지 마세요. 알렉세이, 구세프는 어떻게 해요? 계약서상 공급을 끊을 수 있어요?</w:t>
+      </w:r>
+    </w:p>
+    <w:p>
+      <w:pPr>
+        <w:pStyle w:val="BodyText"/>
+      </w:pPr>
+      <w:r>
+        <w:t xml:space="preserve">올가: 끊을 수 있어요, 재판매 조항이 있어요. 주사기는 클리닉 환자용으로만 쓰고, 재판매하면 공급 중단과 인증 취소예요.</w:t>
+      </w:r>
+    </w:p>
+    <w:p>
+      <w:pPr>
+        <w:pStyle w:val="BodyText"/>
+      </w:pPr>
+      <w:r>
+        <w:t xml:space="preserve">디마: 그럼 구세프한테 정직하게 다니는, 아무것도 모르는 환자들은요?</w:t>
+      </w:r>
+    </w:p>
+    <w:p>
+      <w:pPr>
+        <w:pStyle w:val="BodyText"/>
+      </w:pPr>
+      <w:r>
+        <w:t xml:space="preserve">올가: 그분들은 다른 의사를 찾도록 도와줄 거예요. 인증 의사 명단은 공개돼 있으니까요.</w:t>
+      </w:r>
+    </w:p>
+    <w:p>
+      <w:pPr>
+        <w:pStyle w:val="BodyText"/>
+      </w:pPr>
+      <w:r>
+        <w:t xml:space="preserve">코르닐로바: 인증은 내 거예요. 내가 줬으니 내가 직접 취소할 거예요.</w:t>
+      </w:r>
+    </w:p>
+    <w:p>
+      <w:pPr>
+        <w:pStyle w:val="BodyText"/>
+      </w:pPr>
+      <w:r>
+        <w:t xml:space="preserve">프로호로프: 잠깐만요. 구세프는 사벨리예프 말고, 또 다른 내 옛 레지던트예요. 8년째 알아요.</w:t>
+      </w:r>
+    </w:p>
+    <w:p>
+      <w:pPr>
+        <w:pStyle w:val="BodyText"/>
+      </w:pPr>
+      <w:r>
+        <w:t xml:space="preserve">알렉세이: 겐나디 일리치, 결정을 좀 미뤄 달라는 말씀이세요?</w:t>
+      </w:r>
+    </w:p>
+    <w:p>
+      <w:pPr>
+        <w:pStyle w:val="BodyText"/>
+      </w:pPr>
+      <w:r>
+        <w:t xml:space="preserve">프로호로프: 아니요. 당장 끊어 주길 바라요. 다만 내가 당신들보다 먼저 직접 전화하고 싶어요. 모스크바가 아니라 나한테서 듣게요. 모스크바한테서 들으면 「모스크바가 시베리아를 누른다」고 할 거예요. 나한테선 그 말 못 하죠. 숨을 데가 없을 거예요. 시베리아 뒤로도, 서운함 뒤로도요.</w:t>
+      </w:r>
+    </w:p>
+    <w:p>
+      <w:pPr>
+        <w:pStyle w:val="BodyText"/>
+      </w:pPr>
+      <w:r>
+        <w:t xml:space="preserve">코르닐로바: 전화하세요. 그다음엔 제가, 그다음엔 올가 페트로브나의 편지예요.</w:t>
+      </w:r>
+    </w:p>
+    <w:p>
+      <w:pPr>
+        <w:pStyle w:val="BodyText"/>
+      </w:pPr>
+      <w:r>
+        <w:t xml:space="preserve">프로호로프: 제일 무서운 게 뭔지 아세요? 내가 그를 가르쳤다는 거예요. 8년 전엔 금손에 머리도 좋은 과 수석이었어요. 그런데 클리닉 대출, 리모델링, 빚, 그리고 이제 마스터들 손에 주사기 36개예요.</w:t>
+      </w:r>
+    </w:p>
+    <w:p>
+      <w:pPr>
+        <w:pStyle w:val="BodyText"/>
+      </w:pPr>
+      <w:r>
+        <w:t xml:space="preserve">디마: 하지만 빚이 변명이 되진 않아요, 겐나디 일리치.</w:t>
+      </w:r>
+    </w:p>
+    <w:p>
+      <w:pPr>
+        <w:pStyle w:val="BodyText"/>
+      </w:pPr>
+      <w:r>
+        <w:t xml:space="preserve">프로호로프: 변명이 아니에요. 설명이에요. 그건 다른 거예요, 젊은이. 시베리아가 가르쳐 줄 거예요.</w:t>
+      </w:r>
+    </w:p>
+    <w:p>
+      <w:pPr>
+        <w:pStyle w:val="BodyText"/>
+      </w:pPr>
+      <w:r>
+        <w:t xml:space="preserve">코르닐로바: 설명은 나중에 듣고, 인증은 지금 바로 취소할게요.</w:t>
+      </w:r>
+    </w:p>
+    <w:p>
+      <w:pPr>
+        <w:pStyle w:val="BodyText"/>
+      </w:pPr>
+      <w:r>
+        <w:t xml:space="preserve">알렉세이: 그럼 결정은 두 가지예요. 첫째, 구세프 공급은 중단하고 인증은 예외 없이 취소. 둘째, 키릴, 네 표를 모든 도시에 적용해서 상담선 코드가 바로 판매 기록과 대조되게 하자. 코드가 마스터한테서 나오면 당일에 우리에게 전화가 오게.</w:t>
+      </w:r>
+    </w:p>
+    <w:p>
+      <w:pPr>
+        <w:pStyle w:val="BodyText"/>
+      </w:pPr>
+      <w:r>
+        <w:t xml:space="preserve">키릴: 당일에요, 다 할게요. 그리고 이 표 이름은 「출장」으로 할게요.</w:t>
+      </w:r>
+    </w:p>
+    <w:p>
+      <w:pPr>
+        <w:pStyle w:val="BodyText"/>
+      </w:pPr>
+      <w:r>
+        <w:t xml:space="preserve">이리나: 왜 하필 「출장」인지 알 수 있을까요?</w:t>
+      </w:r>
+    </w:p>
+    <w:p>
+      <w:pPr>
+        <w:pStyle w:val="BodyText"/>
+      </w:pPr>
+      <w:r>
+        <w:t xml:space="preserve">키릴: 출장 중에 생각해 냈고, 코드도 돌아다니니까요. 가끔은 가면 안 되는 곳으로요.</w:t>
+      </w:r>
+    </w:p>
+    <w:p>
+      <w:pPr>
+        <w:pStyle w:val="BodyText"/>
+      </w:pPr>
+      <w:r>
+        <w:t xml:space="preserve">올가: 이름이 유치하지만 그대로 둬요. 우린 유치하고 중요한 말을 좋아하니까요.</w:t>
       </w:r>
     </w:p>
     <w:bookmarkEnd w:id="36"/>
@@ -4715,79 +4715,79 @@
         <w:pStyle w:val="FirstParagraph"/>
       </w:pPr>
       <w:r>
-        <w:t xml:space="preserve">이리나: 키릴. 보고서. 영수증 몇 장이에요?</w:t>
-      </w:r>
-    </w:p>
-    <w:p>
-      <w:pPr>
-        <w:pStyle w:val="BodyText"/>
-      </w:pPr>
-      <w:r>
-        <w:t xml:space="preserve">키릴: 스물세 장. 호텔, 택시, 식사. 그리고 하나 — 세묘니치와 차. 100루블. 이것도 돼요?</w:t>
-      </w:r>
-    </w:p>
-    <w:p>
-      <w:pPr>
-        <w:pStyle w:val="BodyText"/>
-      </w:pPr>
-      <w:r>
-        <w:t xml:space="preserve">이리나: 인계 지점 3번과의 차? 돼요. 업무 미팅이에요.</w:t>
-      </w:r>
-    </w:p>
-    <w:p>
-      <w:pPr>
-        <w:pStyle w:val="BodyText"/>
-      </w:pPr>
-      <w:r>
-        <w:t xml:space="preserve">디마: 이리나 세르게예브나, 일당이 700루블인데요. 노보시비르스크 점심은 800이에요.</w:t>
-      </w:r>
-    </w:p>
-    <w:p>
-      <w:pPr>
-        <w:pStyle w:val="BodyText"/>
-      </w:pPr>
-      <w:r>
-        <w:t xml:space="preserve">이리나: 그럼 공항에선 덜 먹어요. 아니면 프로호로프한테 밥을 사 달라고 해요. 시베리아 사람들은 먹여 줘요.</w:t>
-      </w:r>
-    </w:p>
-    <w:p>
-      <w:pPr>
-        <w:pStyle w:val="BodyText"/>
-      </w:pPr>
-      <w:r>
-        <w:t xml:space="preserve">프로호로프: 먹여 주죠. 들었어요. 보론초프, 구세프한테 전화했어요. 아침 7시, 출근 전에. 2분 동안 말이 없었어요. 나도 말 안 했어요. 그러더니: 「선생님이 제일 먼저 아실 줄 알았어요」. 목소리가 첫 당직 서는 전공의 같았어요.</w:t>
-      </w:r>
-    </w:p>
-    <w:p>
-      <w:pPr>
-        <w:pStyle w:val="BodyText"/>
-      </w:pPr>
-      <w:r>
-        <w:t xml:space="preserve">알렉세이: 뭐라고 답하셨어요?</w:t>
-      </w:r>
-    </w:p>
-    <w:p>
-      <w:pPr>
-        <w:pStyle w:val="BodyText"/>
-      </w:pPr>
-      <w:r>
-        <w:t xml:space="preserve">프로호로프: 「아니. 난 두 번째로 알았다. 제일 먼저 안 건 — 코드다」. 여름에 오세요. 여름의 시베리아는 — 달라요.</w:t>
-      </w:r>
-    </w:p>
-    <w:p>
-      <w:pPr>
-        <w:pStyle w:val="BodyText"/>
-      </w:pPr>
-      <w:r>
-        <w:t xml:space="preserve">알렉세이: 유통사는요, 겐나디 일리치? 생각해 보신다고 했죠.</w:t>
-      </w:r>
-    </w:p>
-    <w:p>
-      <w:pPr>
-        <w:pStyle w:val="BodyText"/>
-      </w:pPr>
-      <w:r>
-        <w:t xml:space="preserve">프로호로프: 케드로프. 「오비-팜」. 창고 있음. 일지는 — 작년부터. 우랄에서 배우라고 해요. 자보드치코프한테.</w:t>
+        <w:t xml:space="preserve">이리나: 키릴, 이제 보고서요. 이번 출장 영수증은 몇 장 모였어요?</w:t>
+      </w:r>
+    </w:p>
+    <w:p>
+      <w:pPr>
+        <w:pStyle w:val="BodyText"/>
+      </w:pPr>
+      <w:r>
+        <w:t xml:space="preserve">키릴: 스물세 장이요. 호텔, 택시, 식사. 그리고 세묘니치와 마신 차 100루블짜리 하나요. 그것도 쳐 줘요?</w:t>
+      </w:r>
+    </w:p>
+    <w:p>
+      <w:pPr>
+        <w:pStyle w:val="BodyText"/>
+      </w:pPr>
+      <w:r>
+        <w:t xml:space="preserve">이리나: 인계 지점 3번과 마신 차요? 쳐 주죠, 업무 미팅이었으니까요.</w:t>
+      </w:r>
+    </w:p>
+    <w:p>
+      <w:pPr>
+        <w:pStyle w:val="BodyText"/>
+      </w:pPr>
+      <w:r>
+        <w:t xml:space="preserve">디마: 이리나 세르게예브나, 그런데 일당이 700루블인데 노보시비르스크 점심은 800루블이에요.</w:t>
+      </w:r>
+    </w:p>
+    <w:p>
+      <w:pPr>
+        <w:pStyle w:val="BodyText"/>
+      </w:pPr>
+      <w:r>
+        <w:t xml:space="preserve">이리나: 그럼 공항에선 덜 먹든가, 프로호로프한테 밥 사 달라고 해요. 시베리아 사람들은 늘 먹여 주니까요.</w:t>
+      </w:r>
+    </w:p>
+    <w:p>
+      <w:pPr>
+        <w:pStyle w:val="BodyText"/>
+      </w:pPr>
+      <w:r>
+        <w:t xml:space="preserve">프로호로프: 먹여 주죠, 다 들려요. 보론초프, 구세프한테 아침 7시, 출근 전에 전화했어요. 2분간 말이 없었고, 나도 말이 없었어요. 그러다 「선생님이 제일 먼저 아실 줄 알았어요」라고 하더군요. 목소리가 첫 당직 서는 레지던트 같았어요.</w:t>
+      </w:r>
+    </w:p>
+    <w:p>
+      <w:pPr>
+        <w:pStyle w:val="BodyText"/>
+      </w:pPr>
+      <w:r>
+        <w:t xml:space="preserve">알렉세이: 그래서 뭐라고 대답하셨어요?</w:t>
+      </w:r>
+    </w:p>
+    <w:p>
+      <w:pPr>
+        <w:pStyle w:val="BodyText"/>
+      </w:pPr>
+      <w:r>
+        <w:t xml:space="preserve">프로호로프: 「아니. 난 두 번째로 알았다. 제일 먼저 안 건 코드다」라고 했어요. 여름에 오세요. 시베리아는 여름엔 완전히 달라요.</w:t>
+      </w:r>
+    </w:p>
+    <w:p>
+      <w:pPr>
+        <w:pStyle w:val="BodyText"/>
+      </w:pPr>
+      <w:r>
+        <w:t xml:space="preserve">알렉세이: 유통사는요, 겐나디 일리치? 생각해 보겠다고 하셨잖아요.</w:t>
+      </w:r>
+    </w:p>
+    <w:p>
+      <w:pPr>
+        <w:pStyle w:val="BodyText"/>
+      </w:pPr>
+      <w:r>
+        <w:t xml:space="preserve">프로호로프: 「오비팜」의 케드로프요. 창고는 있고, 일지는 작년부터 써요. 우랄에서 자보드치코프한테 배우라고 하세요.</w:t>
       </w:r>
     </w:p>
     <w:p>
@@ -4803,31 +4803,31 @@
         <w:pStyle w:val="BodyText"/>
       </w:pPr>
       <w:r>
-        <w:t xml:space="preserve">프로호로프: 그 사람을 누가 몰라요? 2009년에 같이 백신을 구했죠. 못 구한 그 백신. 앰플 600개, 톰스크행. 난 그때 주 보건국에, 그 사람은 창고에 있었어요. 그 뒤로 그 사람은 일주일 마셨고, 난 — 2주. 그 사람은 부스를 지었고. 난 클리닉으로 옮겼어요.</w:t>
-      </w:r>
-    </w:p>
-    <w:p>
-      <w:pPr>
-        <w:pStyle w:val="BodyText"/>
-      </w:pPr>
-      <w:r>
-        <w:t xml:space="preserve">코르닐로바: 3월. 의사 열둘. 첫 출장. 표는 이미 있어요.</w:t>
-      </w:r>
-    </w:p>
-    <w:p>
-      <w:pPr>
-        <w:pStyle w:val="BodyText"/>
-      </w:pPr>
-      <w:r>
-        <w:t xml:space="preserve">알렉세이: 3월. 같이 갈게요. 첫 시베리아 시험을 보고 싶어요.</w:t>
-      </w:r>
-    </w:p>
-    <w:p>
-      <w:pPr>
-        <w:pStyle w:val="BodyText"/>
-      </w:pPr>
-      <w:r>
-        <w:t xml:space="preserve">키릴: 다음은 — 블라디보스토크. 트카치가 썼어요: 「2월에 오세요. 바다가 얼었어요. 아름다워요. 그리고 한국이 — 가까워요」.</w:t>
+        <w:t xml:space="preserve">프로호로프: 그 사람 모르는 사람이 어딨어요? 2009년에 같이 백신을 살리려 했어요. 못 살린 그 백신, 톰스크로 갈 앰풀 600개요. 그때 난 주 보건국에, 그는 창고에 있었죠. 그는 일주일 마셨고, 난 2주 마셨어요. 그는 부스를 지었고, 난 클리닉으로 갔어요.</w:t>
+      </w:r>
+    </w:p>
+    <w:p>
+      <w:pPr>
+        <w:pStyle w:val="BodyText"/>
+      </w:pPr>
+      <w:r>
+        <w:t xml:space="preserve">코르닐로바: 그럼 3월엔 의사 열두 명과 제 첫 출장이네요. 표는 벌써 있어요.</w:t>
+      </w:r>
+    </w:p>
+    <w:p>
+      <w:pPr>
+        <w:pStyle w:val="BodyText"/>
+      </w:pPr>
+      <w:r>
+        <w:t xml:space="preserve">알렉세이: 3월엔 저도 같이 갈게요. 첫 시베리아 시험을 보고 싶어요.</w:t>
+      </w:r>
+    </w:p>
+    <w:p>
+      <w:pPr>
+        <w:pStyle w:val="BodyText"/>
+      </w:pPr>
+      <w:r>
+        <w:t xml:space="preserve">키릴: 다음은 블라디보스토크예요. 트카치가 「2월에 오세요. 바다가 얼어서 예뻐요. 그리고 한국이 가까워요」라고 썼어요.</w:t>
       </w:r>
     </w:p>
     <w:bookmarkEnd w:id="37"/>
